--- a/tests/corpus_v2/docs/cx_supply_0019.docx
+++ b/tests/corpus_v2/docs/cx_supply_0019.docx
@@ -21,28 +21,34 @@
         <w:rPr>
           <w:b/>
         </w:rPr>
-        <w:t xml:space="preserve">№ 89/2023-А</w:t>
-      </w:r>
-    </w:p>
-    <w:p/>
-    <w:p>
-      <w:r>
-        <w:t xml:space="preserve">г. Санкт-Петербург</w:t>
+        <w:t xml:space="preserve">№ </w:t>
+      </w:r>
+      <w:r>
+        <w:rPr>
+          <w:b/>
+        </w:rPr>
+        <w:t xml:space="preserve">55402/101-сс</w:t>
+      </w:r>
+    </w:p>
+    <w:p/>
+    <w:p>
+      <w:r>
+        <w:t xml:space="preserve">г. Тверь</w:t>
       </w:r>
       <w:r>
         <w:t xml:space="preserve">     </w:t>
       </w:r>
       <w:r>
-        <w:t xml:space="preserve">«24» мая 2023 г.</w:t>
-      </w:r>
-    </w:p>
-    <w:p/>
-    <w:p>
-      <w:r>
-        <w:t xml:space="preserve">ИП </w:t>
-      </w:r>
-      <w:r>
-        <w:t xml:space="preserve">Никитина Людмила Петровна</w:t>
+        <w:t xml:space="preserve">3 декабря 2024 г.</w:t>
+      </w:r>
+    </w:p>
+    <w:p/>
+    <w:p>
+      <w:r>
+        <w:t xml:space="preserve">Индивидуальный предприниматель </w:t>
+      </w:r>
+      <w:r>
+        <w:t xml:space="preserve">Никитина Л. П.</w:t>
       </w:r>
       <w:r>
         <w:t xml:space="preserve">, ИНН </w:t>
@@ -90,10 +96,10 @@
         <w:t xml:space="preserve">, именуемый в дальнейшем «Покупатель»</w:t>
       </w:r>
       <w:r>
-        <w:t xml:space="preserve">, с другой стороны, совместно именуемые «Стороны», заключили настоящий </w:t>
-      </w:r>
-      <w:r>
-        <w:t xml:space="preserve">Договор № 64/2025-П</w:t>
+        <w:t xml:space="preserve">, с другой стороны, совместно именуемые «Стороны», заключили настоящий Договор № </w:t>
+      </w:r>
+      <w:r>
+        <w:t xml:space="preserve">73/12</w:t>
       </w:r>
       <w:r>
         <w:t xml:space="preserve"> (далее — Договор) о нижеследующем:</w:t>
@@ -132,7 +138,7 @@
         <w:t xml:space="preserve">Поставка осуществляется партиями на основании заявок Покупателя; срок отгрузки партии — </w:t>
       </w:r>
       <w:r>
-        <w:t xml:space="preserve">в течение 5 рабочих дней с момента подписания акта</w:t>
+        <w:t xml:space="preserve">в течение 3 (Трёх) месяцев с момента подписания акта</w:t>
       </w:r>
       <w:r>
         <w:t xml:space="preserve">.</w:t>
@@ -168,7 +174,10 @@
         <w:t xml:space="preserve">2.1. Общая цена Договора: </w:t>
       </w:r>
       <w:r>
-        <w:t xml:space="preserve">20 000 рублей</w:t>
+        <w:t xml:space="preserve">304 000 руб. 50 копеек</w:t>
+      </w:r>
+      <w:r>
+        <w:t xml:space="preserve">, НДС не облагается</w:t>
       </w:r>
       <w:r>
         <w:t xml:space="preserve">.</w:t>
@@ -179,7 +188,13 @@
         <w:t xml:space="preserve">2.2. Налог: </w:t>
       </w:r>
       <w:r>
-        <w:t xml:space="preserve">0,5% от стоимости</w:t>
+        <w:t xml:space="preserve">1/150 ключевой ставки ЦБ РФ от общей суммы счета</w:t>
+      </w:r>
+      <w:r>
+        <w:t xml:space="preserve">, но не более </w:t>
+      </w:r>
+      <w:r>
+        <w:t xml:space="preserve">15% от цены Договора</w:t>
       </w:r>
       <w:r>
         <w:t xml:space="preserve">.</w:t>
@@ -190,7 +205,7 @@
         <w:t xml:space="preserve">2.3. Срок оплаты — </w:t>
       </w:r>
       <w:r>
-        <w:t xml:space="preserve">90 дней с момента заключения контракта</w:t>
+        <w:t xml:space="preserve">в течение 14 дней с момента поступления денежных средств на расчетный счет</w:t>
       </w:r>
       <w:r>
         <w:t xml:space="preserve">.</w:t>
@@ -210,7 +225,7 @@
         <w:t xml:space="preserve">, артикул </w:t>
       </w:r>
       <w:r>
-        <w:t xml:space="preserve">RM-5210-74</w:t>
+        <w:t xml:space="preserve">RM-9238-14</w:t>
       </w:r>
       <w:r>
         <w:t xml:space="preserve">, код </w:t>
@@ -270,16 +285,10 @@
         <w:t xml:space="preserve">. Цена — </w:t>
       </w:r>
       <w:r>
-        <w:t xml:space="preserve">включая НДС </w:t>
-      </w:r>
-      <w:r>
-        <w:t xml:space="preserve">20%</w:t>
-      </w:r>
-      <w:r>
-        <w:t xml:space="preserve"> в размере </w:t>
-      </w:r>
-      <w:r>
-        <w:t xml:space="preserve">59 178 (Пятьдесят девять тысяч сто семьдесят восемь) рублей</w:t>
+        <w:t xml:space="preserve">не более 46 400 000 (Сорока шести миллионов четырёхсот тысяч) рублей 0 коп.</w:t>
+      </w:r>
+      <w:r>
+        <w:t xml:space="preserve">, НДС не облагается, т.к. применяется УСН</w:t>
       </w:r>
       <w:r>
         <w:t xml:space="preserve">.</w:t>
@@ -299,7 +308,7 @@
         <w:t xml:space="preserve">3.1. Место исполнения обязательств: </w:t>
       </w:r>
       <w:r>
-        <w:t xml:space="preserve">443010, г. Самара, просп. Победы, д. 84, кв. 63</w:t>
+        <w:t xml:space="preserve">420111, г. Казань, пер. Кирова, д. 56, кв. 98</w:t>
       </w:r>
       <w:r>
         <w:t xml:space="preserve">.</w:t>
@@ -316,7 +325,7 @@
         <w:t xml:space="preserve"> по телефону </w:t>
       </w:r>
       <w:r>
-        <w:t xml:space="preserve">+7 (812) 841-65-58</w:t>
+        <w:t xml:space="preserve">+7 (383) 369-96-25</w:t>
       </w:r>
       <w:r>
         <w:t xml:space="preserve">.</w:t>
@@ -327,7 +336,7 @@
         <w:t xml:space="preserve">3.3. Срок исполнения обязательств — </w:t>
       </w:r>
       <w:r>
-        <w:t xml:space="preserve">30 рабочих дней с момента поступления денежных средств на расчетный счет</w:t>
+        <w:t xml:space="preserve">в течение четырнадцати календарных дней с момента заключения контракта</w:t>
       </w:r>
       <w:r>
         <w:t xml:space="preserve">.</w:t>
@@ -358,13 +367,13 @@
         <w:t xml:space="preserve">Размер неустойки за нарушение сроков оплаты: </w:t>
       </w:r>
       <w:r>
-        <w:t xml:space="preserve">15% годовых</w:t>
+        <w:t xml:space="preserve">0,2 (двух десятых) процента за каждый день просрочки</w:t>
       </w:r>
       <w:r>
         <w:t xml:space="preserve">. Предельный размер ответственности: </w:t>
       </w:r>
       <w:r>
-        <w:t xml:space="preserve">не более 5% от цены договора</w:t>
+        <w:t xml:space="preserve">1/130 ключевой ставки ЦБ РФ от цены Договора</w:t>
       </w:r>
       <w:r>
         <w:t xml:space="preserve">.</w:t>
@@ -386,7 +395,7 @@
         <w:t xml:space="preserve">Сторона, для которой создалась невозможность исполнения, обязана уведомить другую Сторону. Срок уведомления — </w:t>
       </w:r>
       <w:r>
-        <w:t xml:space="preserve">7 рабочих дней</w:t>
+        <w:t xml:space="preserve">в течение 10 (Десяти) дней с момента подписания акта</w:t>
       </w:r>
       <w:r>
         <w:t xml:space="preserve">.</w:t>
@@ -400,13 +409,81 @@
         <w:t xml:space="preserve">Все споры и разногласия решаются путём переговоров. Претензионный порядок обязателен, срок ответа на претензию — </w:t>
       </w:r>
       <w:r>
-        <w:t xml:space="preserve">не позднее 07.08.2026</w:t>
-      </w:r>
-      <w:r>
-        <w:t xml:space="preserve">.</w:t>
-      </w:r>
-    </w:p>
-    <w:p/>
+        <w:t xml:space="preserve">не позднее 16.06.2026</w:t>
+      </w:r>
+      <w:r>
+        <w:t xml:space="preserve">.</w:t>
+      </w:r>
+    </w:p>
+    <w:p/>
+    <w:p/>
+    <w:p/>
+    <w:p>
+      <w:r>
+        <w:rPr>
+          <w:b/>
+        </w:rPr>
+        <w:t xml:space="preserve">9. КОНТРОЛЬНЫЕ ВЕЛИЧИНЫ</w:t>
+      </w:r>
+    </w:p>
+    <w:p>
+      <w:r>
+        <w:t xml:space="preserve">9.1. Контрольная запись: </w:t>
+      </w:r>
+      <w:r>
+        <w:rPr>
+          <w:b/>
+        </w:rPr>
+        <w:t xml:space="preserve">в течение 6</w:t>
+      </w:r>
+      <w:r>
+        <w:t xml:space="preserve">0 банковских дней с момента выставления счета</w:t>
+      </w:r>
+      <w:r>
+        <w:t xml:space="preserve">.</w:t>
+      </w:r>
+    </w:p>
+    <w:p>
+      <w:r>
+        <w:t xml:space="preserve">9.2. Контрольная запись: </w:t>
+      </w:r>
+      <w:r>
+        <w:t xml:space="preserve">8/10</w:t>
+      </w:r>
+      <w:r>
+        <w:t xml:space="preserve">.</w:t>
+      </w:r>
+    </w:p>
+    <w:p>
+      <w:r>
+        <w:t xml:space="preserve">9.3. Контрольная запись: </w:t>
+      </w:r>
+      <w:r>
+        <w:rPr>
+          <w:b/>
+        </w:rPr>
+        <w:t xml:space="preserve">1640</w:t>
+      </w:r>
+      <w:r>
+        <w:t xml:space="preserve">0002 рубля</w:t>
+      </w:r>
+      <w:r>
+        <w:t xml:space="preserve">.</w:t>
+      </w:r>
+    </w:p>
+    <w:p>
+      <w:r>
+        <w:t xml:space="preserve">9.4. Контрольная запись: </w:t>
+      </w:r>
+      <w:r>
+        <w:t xml:space="preserve">1/3</w:t>
+        <w:br/>
+        <w:t xml:space="preserve">00 ключевой ставки ЦБ РФ от стоимости неоплаченных работ</w:t>
+      </w:r>
+      <w:r>
+        <w:t xml:space="preserve">.</w:t>
+      </w:r>
+    </w:p>
     <w:p/>
     <w:p/>
     <w:p>
@@ -423,7 +500,7 @@
       </w:r>
       <w:fldSimple w:instr=" DOCPROPERTY &quot;Value&quot; \* MERGEFORMAT ">
         <w:r>
-          <w:t xml:space="preserve">1/130 ключевой ставки ЦБ РФ</w:t>
+          <w:t xml:space="preserve">0,01 процента от общей суммы счета</w:t>
         </w:r>
       </w:fldSimple>
       <w:r>
@@ -443,7 +520,7 @@
         </w:sdtPr>
         <w:sdtContent>
           <w:r>
-            <w:t xml:space="preserve">не более 60 месяцев с момента заключения кредитного договора</w:t>
+            <w:t xml:space="preserve">в течение 45 (Сорока пяти) банковских дней</w:t>
           </w:r>
         </w:sdtContent>
       </w:sdt>
@@ -502,7 +579,7 @@
               <w:t xml:space="preserve">Адрес регистрации: </w:t>
             </w:r>
             <w:r>
-              <w:t xml:space="preserve">394000, г. Воронеж, ул. Строителей, д. 71, кв. 173</w:t>
+              <w:t xml:space="preserve">190000, г. Санкт-Петербург, наб. Кирова, д. 1, кв. 167</w:t>
             </w:r>
           </w:p>
           <w:p>
@@ -541,7 +618,7 @@
               <w:t xml:space="preserve">Тел.: </w:t>
             </w:r>
             <w:r>
-              <w:t xml:space="preserve">+7 (495) 641-94-70</w:t>
+              <w:t xml:space="preserve">+7 (843) 974-22-54</w:t>
             </w:r>
           </w:p>
           <w:p>
@@ -592,7 +669,7 @@
               <w:t xml:space="preserve">Адрес регистрации: </w:t>
             </w:r>
             <w:r>
-              <w:t xml:space="preserve">170100, г. Тверь, проезд Тверская, д. 58, кв. 24</w:t>
+              <w:t xml:space="preserve">141300, г. Сергиев Посад, проезд Ленинградская, д. 37, кв. 171</w:t>
             </w:r>
           </w:p>
           <w:p>
@@ -631,7 +708,7 @@
               <w:t xml:space="preserve">Тел.: </w:t>
             </w:r>
             <w:r>
-              <w:t xml:space="preserve">+7 (846) 349-10-93</w:t>
+              <w:t xml:space="preserve">+7 (499) 794-89-37</w:t>
             </w:r>
           </w:p>
           <w:p>
@@ -639,7 +716,7 @@
               <w:t xml:space="preserve">E-mail: </w:t>
             </w:r>
             <w:r>
-              <w:t xml:space="preserve">volkov@inbox.ru</w:t>
+              <w:t xml:space="preserve">volkov@yandex.ru</w:t>
             </w:r>
           </w:p>
           <w:p/>

--- a/tests/corpus_v2/docs/cx_supply_0019.docx
+++ b/tests/corpus_v2/docs/cx_supply_0019.docx
@@ -448,7 +448,13 @@
         <w:t xml:space="preserve">9.2. Контрольная запись: </w:t>
       </w:r>
       <w:r>
-        <w:t xml:space="preserve">8/10</w:t>
+        <w:rPr>
+          <w:b/>
+        </w:rPr>
+        <w:t xml:space="preserve">8/1</w:t>
+      </w:r>
+      <w:r>
+        <w:t xml:space="preserve">0</w:t>
       </w:r>
       <w:r>
         <w:t xml:space="preserve">.</w:t>

--- a/tests/corpus_v2/docs/cx_supply_0019.docx
+++ b/tests/corpus_v2/docs/cx_supply_0019.docx
@@ -99,7 +99,7 @@
         <w:t xml:space="preserve">, с другой стороны, совместно именуемые «Стороны», заключили настоящий Договор № </w:t>
       </w:r>
       <w:r>
-        <w:t xml:space="preserve">73/12</w:t>
+        <w:t xml:space="preserve">64/2025-П</w:t>
       </w:r>
       <w:r>
         <w:t xml:space="preserve"> (далее — Договор) о нижеследующем:</w:t>
@@ -451,10 +451,10 @@
         <w:rPr>
           <w:b/>
         </w:rPr>
-        <w:t xml:space="preserve">8/1</w:t>
-      </w:r>
-      <w:r>
-        <w:t xml:space="preserve">0</w:t>
+        <w:t xml:space="preserve">85/20</w:t>
+      </w:r>
+      <w:r>
+        <w:t xml:space="preserve">24-П</w:t>
       </w:r>
       <w:r>
         <w:t xml:space="preserve">.</w:t>

--- a/tests/corpus_v2/docs/cx_supply_0019.docx
+++ b/tests/corpus_v2/docs/cx_supply_0019.docx
@@ -72,7 +72,7 @@
         <w:t xml:space="preserve">паспорт </w:t>
       </w:r>
       <w:r>
-        <w:t xml:space="preserve">27 21 504889</w:t>
+        <w:t xml:space="preserve">75 14 705526</w:t>
       </w:r>
       <w:r>
         <w:t xml:space="preserve">, выдан </w:t>
@@ -282,10 +282,16 @@
         <w:t xml:space="preserve">МКАС при ТПП РФ</w:t>
       </w:r>
       <w:r>
+        <w:t xml:space="preserve">. Товар отгружается с сопроводительным документом паспорт качества № </w:t>
+      </w:r>
+      <w:r>
+        <w:t xml:space="preserve">57 20 901336</w:t>
+      </w:r>
+      <w:r>
         <w:t xml:space="preserve">. Цена — </w:t>
       </w:r>
       <w:r>
-        <w:t xml:space="preserve">не более 46 400 000 (Сорока шести миллионов четырёхсот тысяч) рублей 0 коп.</w:t>
+        <w:t xml:space="preserve">не более 291 000 (Двухсот девяноста одной тысячи) рублей 5 коп.</w:t>
       </w:r>
       <w:r>
         <w:t xml:space="preserve">, НДС не облагается, т.к. применяется УСН</w:t>
@@ -308,7 +314,7 @@
         <w:t xml:space="preserve">3.1. Место исполнения обязательств: </w:t>
       </w:r>
       <w:r>
-        <w:t xml:space="preserve">420111, г. Казань, пер. Кирова, д. 56, кв. 98</w:t>
+        <w:t xml:space="preserve">420111, г. Казань, наб. Победы, д. 56, кв. 98</w:t>
       </w:r>
       <w:r>
         <w:t xml:space="preserve">.</w:t>
@@ -683,7 +689,7 @@
               <w:t xml:space="preserve">Паспорт </w:t>
             </w:r>
             <w:r>
-              <w:t xml:space="preserve">27 21 504889</w:t>
+              <w:t xml:space="preserve">75 14 705526</w:t>
             </w:r>
             <w:r>
               <w:t xml:space="preserve">, выдан ГУ МВД России по г. Москве 01.11.2016</w:t>
@@ -700,13 +706,13 @@
               <w:t xml:space="preserve">СНИЛС </w:t>
             </w:r>
             <w:r>
-              <w:t xml:space="preserve">024-327-309 17</w:t>
+              <w:t xml:space="preserve">432-730-937 70</w:t>
             </w:r>
             <w:r>
               <w:t xml:space="preserve"> ИНН </w:t>
             </w:r>
             <w:r>
-              <w:t xml:space="preserve">963018326280</w:t>
+              <w:t xml:space="preserve">301832620246</w:t>
             </w:r>
           </w:p>
           <w:p>

--- a/tests/corpus_v2/docs/cx_supply_0019.docx
+++ b/tests/corpus_v2/docs/cx_supply_0019.docx
@@ -288,10 +288,46 @@
         <w:t xml:space="preserve">57 20 901336</w:t>
       </w:r>
       <w:r>
+        <w:t xml:space="preserve">. К партии приложен паспорт изделия № </w:t>
+      </w:r>
+      <w:r>
+        <w:t xml:space="preserve">36 07 896215</w:t>
+      </w:r>
+      <w:r>
+        <w:t xml:space="preserve">. Оборудование поставляется с паспортом транспортного средства № </w:t>
+      </w:r>
+      <w:r>
+        <w:t xml:space="preserve">84 08 262942</w:t>
+      </w:r>
+      <w:r>
+        <w:t xml:space="preserve">. Приёмка производится согласно техническому паспорту </w:t>
+      </w:r>
+      <w:r>
+        <w:t xml:space="preserve">93 14 398202</w:t>
+      </w:r>
+      <w:r>
+        <w:t xml:space="preserve">. СНИЛС не указан, номер заказа </w:t>
+      </w:r>
+      <w:r>
+        <w:t xml:space="preserve">629-270-888 95</w:t>
+      </w:r>
+      <w:r>
+        <w:t xml:space="preserve">. Дата рождения не проставлена, документ выдан </w:t>
+      </w:r>
+      <w:r>
+        <w:t xml:space="preserve">22.02.2019</w:t>
+      </w:r>
+      <w:r>
+        <w:t xml:space="preserve">. Код подразделения, см. артикул </w:t>
+      </w:r>
+      <w:r>
+        <w:t xml:space="preserve">215-949</w:t>
+      </w:r>
+      <w:r>
         <w:t xml:space="preserve">. Цена — </w:t>
       </w:r>
       <w:r>
-        <w:t xml:space="preserve">не более 291 000 (Двухсот девяноста одной тысячи) рублей 5 коп.</w:t>
+        <w:t xml:space="preserve">не более 4 930 000 (Четырёх миллионов девятисот тридцати тысяч) рублей 5 коп.</w:t>
       </w:r>
       <w:r>
         <w:t xml:space="preserve">, НДС не облагается, т.к. применяется УСН</w:t>
@@ -314,7 +350,7 @@
         <w:t xml:space="preserve">3.1. Место исполнения обязательств: </w:t>
       </w:r>
       <w:r>
-        <w:t xml:space="preserve">420111, г. Казань, наб. Победы, д. 56, кв. 98</w:t>
+        <w:t xml:space="preserve">620014, г. Екатеринбург, ул. Строителей, д. 71, кв. 173</w:t>
       </w:r>
       <w:r>
         <w:t xml:space="preserve">.</w:t>
@@ -331,7 +367,7 @@
         <w:t xml:space="preserve"> по телефону </w:t>
       </w:r>
       <w:r>
-        <w:t xml:space="preserve">+7 (383) 369-96-25</w:t>
+        <w:t xml:space="preserve">+7 (495) 641-94-70</w:t>
       </w:r>
       <w:r>
         <w:t xml:space="preserve">.</w:t>
@@ -342,7 +378,7 @@
         <w:t xml:space="preserve">3.3. Срок исполнения обязательств — </w:t>
       </w:r>
       <w:r>
-        <w:t xml:space="preserve">в течение четырнадцати календарных дней с момента заключения контракта</w:t>
+        <w:t xml:space="preserve">в течение трех календарных дней с момента заключения контракта</w:t>
       </w:r>
       <w:r>
         <w:t xml:space="preserve">.</w:t>
@@ -401,7 +437,7 @@
         <w:t xml:space="preserve">Сторона, для которой создалась невозможность исполнения, обязана уведомить другую Сторону. Срок уведомления — </w:t>
       </w:r>
       <w:r>
-        <w:t xml:space="preserve">в течение 10 (Десяти) дней с момента подписания акта</w:t>
+        <w:t xml:space="preserve">в течение 7 (Семи) дней с момента подписания акта</w:t>
       </w:r>
       <w:r>
         <w:t xml:space="preserve">.</w:t>
@@ -415,7 +451,7 @@
         <w:t xml:space="preserve">Все споры и разногласия решаются путём переговоров. Претензионный порядок обязателен, срок ответа на претензию — </w:t>
       </w:r>
       <w:r>
-        <w:t xml:space="preserve">не позднее 16.06.2026</w:t>
+        <w:t xml:space="preserve">не позднее 18.08.2025</w:t>
       </w:r>
       <w:r>
         <w:t xml:space="preserve">.</w:t>
@@ -440,7 +476,7 @@
         <w:rPr>
           <w:b/>
         </w:rPr>
-        <w:t xml:space="preserve">в течение 6</w:t>
+        <w:t xml:space="preserve">в течение 2</w:t>
       </w:r>
       <w:r>
         <w:t xml:space="preserve">0 банковских дней с момента выставления счета</w:t>
@@ -457,10 +493,10 @@
         <w:rPr>
           <w:b/>
         </w:rPr>
-        <w:t xml:space="preserve">85/20</w:t>
-      </w:r>
-      <w:r>
-        <w:t xml:space="preserve">24-П</w:t>
+        <w:t xml:space="preserve">1/20</w:t>
+      </w:r>
+      <w:r>
+        <w:t xml:space="preserve">23-С</w:t>
       </w:r>
       <w:r>
         <w:t xml:space="preserve">.</w:t>
@@ -474,10 +510,10 @@
         <w:rPr>
           <w:b/>
         </w:rPr>
-        <w:t xml:space="preserve">1640</w:t>
-      </w:r>
-      <w:r>
-        <w:t xml:space="preserve">0002 рубля</w:t>
+        <w:t xml:space="preserve">693</w:t>
+      </w:r>
+      <w:r>
+        <w:t xml:space="preserve">002 рубля</w:t>
       </w:r>
       <w:r>
         <w:t xml:space="preserve">.</w:t>
@@ -532,7 +568,7 @@
         </w:sdtPr>
         <w:sdtContent>
           <w:r>
-            <w:t xml:space="preserve">в течение 45 (Сорока пяти) банковских дней</w:t>
+            <w:t xml:space="preserve">в течение 10 (Десяти) банковских дней</w:t>
           </w:r>
         </w:sdtContent>
       </w:sdt>
@@ -591,7 +627,7 @@
               <w:t xml:space="preserve">Адрес регистрации: </w:t>
             </w:r>
             <w:r>
-              <w:t xml:space="preserve">190000, г. Санкт-Петербург, наб. Кирова, д. 1, кв. 167</w:t>
+              <w:t xml:space="preserve">170100, г. Тверь, проезд Полевая, д. 20, кв. 68</w:t>
             </w:r>
           </w:p>
           <w:p>
@@ -630,7 +666,7 @@
               <w:t xml:space="preserve">Тел.: </w:t>
             </w:r>
             <w:r>
-              <w:t xml:space="preserve">+7 (843) 974-22-54</w:t>
+              <w:t xml:space="preserve">+7 (495) 898-61-97</w:t>
             </w:r>
           </w:p>
           <w:p>
@@ -638,7 +674,7 @@
               <w:t xml:space="preserve">E-mail: </w:t>
             </w:r>
             <w:r>
-              <w:t xml:space="preserve">nikitina@romashka.ru</w:t>
+              <w:t xml:space="preserve">nikitina@list.ru</w:t>
             </w:r>
           </w:p>
           <w:p/>
@@ -681,7 +717,7 @@
               <w:t xml:space="preserve">Адрес регистрации: </w:t>
             </w:r>
             <w:r>
-              <w:t xml:space="preserve">141300, г. Сергиев Посад, проезд Ленинградская, д. 37, кв. 171</w:t>
+              <w:t xml:space="preserve">143000, г. Одинцово, пер. Пушкина, д. 46, кв. 157</w:t>
             </w:r>
           </w:p>
           <w:p>
@@ -720,7 +756,7 @@
               <w:t xml:space="preserve">Тел.: </w:t>
             </w:r>
             <w:r>
-              <w:t xml:space="preserve">+7 (499) 794-89-37</w:t>
+              <w:t xml:space="preserve">+7 (383) 855-79-69</w:t>
             </w:r>
           </w:p>
           <w:p>
@@ -728,7 +764,7 @@
               <w:t xml:space="preserve">E-mail: </w:t>
             </w:r>
             <w:r>
-              <w:t xml:space="preserve">volkov@yandex.ru</w:t>
+              <w:t xml:space="preserve">volkov@list.ru</w:t>
             </w:r>
           </w:p>
           <w:p/>

--- a/tests/corpus_v2/docs/cx_supply_0019.docx
+++ b/tests/corpus_v2/docs/cx_supply_0019.docx
@@ -336,255 +336,120 @@
         <w:t xml:space="preserve">.</w:t>
       </w:r>
     </w:p>
-    <w:p/>
-    <w:p>
-      <w:r>
-        <w:rPr>
-          <w:b/>
-        </w:rPr>
-        <w:t xml:space="preserve">3. МЕСТО И СРОКИ ИСПОЛНЕНИЯ</w:t>
-      </w:r>
-    </w:p>
-    <w:p>
-      <w:r>
-        <w:t xml:space="preserve">3.1. Место исполнения обязательств: </w:t>
-      </w:r>
-      <w:r>
-        <w:t xml:space="preserve">620014, г. Екатеринбург, ул. Строителей, д. 71, кв. 173</w:t>
-      </w:r>
-      <w:r>
-        <w:t xml:space="preserve">.</w:t>
-      </w:r>
-    </w:p>
-    <w:p>
-      <w:r>
-        <w:t xml:space="preserve">3.2. Уведомления направляются </w:t>
-      </w:r>
-      <w:r>
-        <w:t xml:space="preserve">Волкову Петру Сергеевичу</w:t>
-      </w:r>
-      <w:r>
-        <w:t xml:space="preserve"> по телефону </w:t>
-      </w:r>
-      <w:r>
-        <w:t xml:space="preserve">+7 (495) 641-94-70</w:t>
-      </w:r>
-      <w:r>
-        <w:t xml:space="preserve">.</w:t>
-      </w:r>
-    </w:p>
-    <w:p>
-      <w:r>
-        <w:t xml:space="preserve">3.3. Срок исполнения обязательств — </w:t>
-      </w:r>
-      <w:r>
-        <w:t xml:space="preserve">в течение трех календарных дней с момента заключения контракта</w:t>
-      </w:r>
-      <w:r>
-        <w:t xml:space="preserve">.</w:t>
-      </w:r>
-    </w:p>
-    <w:p/>
-    <w:p>
-      <w:r>
-        <w:rPr>
-          <w:b/>
-        </w:rPr>
-        <w:t xml:space="preserve">4. ПРОЧИЕ УСЛОВИЯ</w:t>
-      </w:r>
-    </w:p>
-    <w:p>
-      <w:r>
-        <w:t xml:space="preserve">4.1. </w:t>
-      </w:r>
-      <w:r>
-        <w:t xml:space="preserve">Стороны несут ответственность за неисполнение или ненадлежащее исполнение обязательств в соответствии с законодательством Российской Федерации.</w:t>
-      </w:r>
-    </w:p>
-    <w:p>
-      <w:r>
-        <w:t xml:space="preserve">4.2. </w:t>
-      </w:r>
-      <w:r>
-        <w:t xml:space="preserve">Размер неустойки за нарушение сроков оплаты: </w:t>
-      </w:r>
-      <w:r>
-        <w:t xml:space="preserve">0,2 (двух десятых) процента за каждый день просрочки</w:t>
-      </w:r>
-      <w:r>
-        <w:t xml:space="preserve">. Предельный размер ответственности: </w:t>
-      </w:r>
-      <w:r>
-        <w:t xml:space="preserve">1/130 ключевой ставки ЦБ РФ от цены Договора</w:t>
-      </w:r>
-      <w:r>
-        <w:t xml:space="preserve">.</w:t>
-      </w:r>
-    </w:p>
-    <w:p>
-      <w:r>
-        <w:t xml:space="preserve">4.3. </w:t>
-      </w:r>
-      <w:r>
-        <w:t xml:space="preserve">Стороны освобождаются от ответственности при наступлении обстоятельств непреодолимой силы, если они прямо повлияли на исполнение обязательств.</w:t>
-      </w:r>
-    </w:p>
-    <w:p>
-      <w:r>
-        <w:t xml:space="preserve">4.4. </w:t>
-      </w:r>
-      <w:r>
-        <w:t xml:space="preserve">Сторона, для которой создалась невозможность исполнения, обязана уведомить другую Сторону. Срок уведомления — </w:t>
-      </w:r>
-      <w:r>
-        <w:t xml:space="preserve">в течение 7 (Семи) дней с момента подписания акта</w:t>
-      </w:r>
-      <w:r>
-        <w:t xml:space="preserve">.</w:t>
-      </w:r>
-    </w:p>
-    <w:p>
-      <w:r>
-        <w:t xml:space="preserve">4.5. </w:t>
-      </w:r>
-      <w:r>
-        <w:t xml:space="preserve">Все споры и разногласия решаются путём переговоров. Претензионный порядок обязателен, срок ответа на претензию — </w:t>
-      </w:r>
-      <w:r>
-        <w:t xml:space="preserve">не позднее 18.08.2025</w:t>
-      </w:r>
-      <w:r>
-        <w:t xml:space="preserve">.</w:t>
-      </w:r>
-    </w:p>
-    <w:p/>
-    <w:p/>
-    <w:p/>
-    <w:p>
-      <w:r>
-        <w:rPr>
-          <w:b/>
-        </w:rPr>
-        <w:t xml:space="preserve">9. КОНТРОЛЬНЫЕ ВЕЛИЧИНЫ</w:t>
-      </w:r>
-    </w:p>
-    <w:p>
-      <w:r>
-        <w:t xml:space="preserve">9.1. Контрольная запись: </w:t>
-      </w:r>
-      <w:r>
-        <w:rPr>
-          <w:b/>
-        </w:rPr>
-        <w:t xml:space="preserve">в течение 2</w:t>
-      </w:r>
-      <w:r>
-        <w:t xml:space="preserve">0 банковских дней с момента выставления счета</w:t>
-      </w:r>
-      <w:r>
-        <w:t xml:space="preserve">.</w:t>
-      </w:r>
-    </w:p>
-    <w:p>
-      <w:r>
-        <w:t xml:space="preserve">9.2. Контрольная запись: </w:t>
-      </w:r>
-      <w:r>
-        <w:rPr>
-          <w:b/>
-        </w:rPr>
-        <w:t xml:space="preserve">1/20</w:t>
-      </w:r>
-      <w:r>
-        <w:t xml:space="preserve">23-С</w:t>
-      </w:r>
-      <w:r>
-        <w:t xml:space="preserve">.</w:t>
-      </w:r>
-    </w:p>
-    <w:p>
-      <w:r>
-        <w:t xml:space="preserve">9.3. Контрольная запись: </w:t>
-      </w:r>
-      <w:r>
-        <w:rPr>
-          <w:b/>
-        </w:rPr>
-        <w:t xml:space="preserve">693</w:t>
-      </w:r>
-      <w:r>
-        <w:t xml:space="preserve">002 рубля</w:t>
-      </w:r>
-      <w:r>
-        <w:t xml:space="preserve">.</w:t>
-      </w:r>
-    </w:p>
-    <w:p>
-      <w:r>
-        <w:t xml:space="preserve">9.4. Контрольная запись: </w:t>
-      </w:r>
-      <w:r>
-        <w:t xml:space="preserve">1/3</w:t>
-        <w:br/>
-        <w:t xml:space="preserve">00 ключевой ставки ЦБ РФ от стоимости неоплаченных работ</w:t>
-      </w:r>
-      <w:r>
-        <w:t xml:space="preserve">.</w:t>
-      </w:r>
-    </w:p>
-    <w:p/>
-    <w:p/>
-    <w:p>
-      <w:r>
-        <w:rPr>
-          <w:b/>
-        </w:rPr>
-        <w:t xml:space="preserve">11. УСЛОВИЯ, ОФОРМЛЕННЫЕ СРЕДСТВАМИ РЕДАКТОРА</w:t>
-      </w:r>
-    </w:p>
-    <w:p>
-      <w:r>
-        <w:t xml:space="preserve">11.1. Ставка (поле Word): </w:t>
-      </w:r>
-      <w:fldSimple w:instr=" DOCPROPERTY &quot;Value&quot; \* MERGEFORMAT ">
-        <w:r>
-          <w:t xml:space="preserve">0,01 процента от общей суммы счета</w:t>
-        </w:r>
-      </w:fldSimple>
-      <w:r>
-        <w:t xml:space="preserve">.</w:t>
-      </w:r>
-    </w:p>
-    <w:p>
-      <w:r>
-        <w:t xml:space="preserve">11.2. Срок (элемент формы): </w:t>
-      </w:r>
-      <w:sdt>
-        <w:sdtPr>
-          <w:alias w:val="Поле формы"/>
-          <w:tag w:val="v2"/>
-          <w:id w:val="1"/>
-          <w:text/>
-        </w:sdtPr>
-        <w:sdtContent>
-          <w:r>
-            <w:t xml:space="preserve">в течение 10 (Десяти) банковских дней</w:t>
-          </w:r>
-        </w:sdtContent>
-      </w:sdt>
-      <w:r>
-        <w:t xml:space="preserve">.</w:t>
-      </w:r>
-    </w:p>
-    <w:p>
-      <w:r>
-        <w:rPr>
-          <w:b/>
-        </w:rPr>
-        <w:t xml:space="preserve">РЕКВИЗИТЫ И ПОДПИСИ СТОРОН</w:t>
-      </w:r>
-    </w:p>
-    <w:p/>
+    <w:p>
+      <w:r>
+        <w:t xml:space="preserve">2.5. </w:t>
+      </w:r>
+      <w:r>
+        <w:t xml:space="preserve">Товар маркирован штрихкодом </w:t>
+      </w:r>
+      <w:r>
+        <w:t xml:space="preserve">4601755228626</w:t>
+      </w:r>
+      <w:r>
+        <w:t xml:space="preserve">. Код контрагента по ОКПО — </w:t>
+      </w:r>
+      <w:r>
+        <w:t xml:space="preserve">2892335200</w:t>
+      </w:r>
+      <w:r>
+        <w:t xml:space="preserve">. Оборудование учтено под инвентарным номером </w:t>
+      </w:r>
+      <w:r>
+        <w:t xml:space="preserve">048875811</w:t>
+      </w:r>
+      <w:r>
+        <w:t xml:space="preserve">, складской позиции присвоен номер </w:t>
+      </w:r>
+      <w:r>
+        <w:t xml:space="preserve">704684018</w:t>
+      </w:r>
+      <w:r>
+        <w:t xml:space="preserve">.</w:t>
+      </w:r>
+    </w:p>
+    <w:p>
+      <w:r>
+        <w:t xml:space="preserve">2.6. </w:t>
+      </w:r>
+      <w:r>
+        <w:t xml:space="preserve">Оплата по счёту-фактуре на КБК </w:t>
+      </w:r>
+      <w:r>
+        <w:t xml:space="preserve">18210101011011000170</w:t>
+      </w:r>
+      <w:r>
+        <w:t xml:space="preserve">. ИНН не присвоен, регистрационный № </w:t>
+      </w:r>
+      <w:r>
+        <w:t xml:space="preserve">0104934336</w:t>
+      </w:r>
+      <w:r>
+        <w:t xml:space="preserve">. ИНН не присвоен, платёжный документ № </w:t>
+      </w:r>
+      <w:r>
+        <w:t xml:space="preserve">899980697225</w:t>
+      </w:r>
+      <w:r>
+        <w:t xml:space="preserve">. Заказчик действует в лице </w:t>
+      </w:r>
+      <w:r>
+        <w:t xml:space="preserve">уполномоченного представителя</w:t>
+      </w:r>
+      <w:r>
+        <w:t xml:space="preserve">, назначаемого приказом.</w:t>
+      </w:r>
+    </w:p>
+    <w:p>
+      <w:r>
+        <w:t xml:space="preserve">2.7. </w:t>
+      </w:r>
+      <w:r>
+        <w:t xml:space="preserve">Массовая доля влаги в товаре — </w:t>
+      </w:r>
+      <w:r>
+        <w:t xml:space="preserve">не более 15 %</w:t>
+      </w:r>
+      <w:r>
+        <w:t xml:space="preserve">. Товар подлежит хранению </w:t>
+      </w:r>
+      <w:r>
+        <w:t xml:space="preserve">в течение 12 часов</w:t>
+      </w:r>
+      <w:r>
+        <w:t xml:space="preserve"> при температуре не выше +4 °C. Срок исковой давности по требованиям, вытекающим из Договора, составляет </w:t>
+      </w:r>
+      <w:r>
+        <w:t xml:space="preserve">в течение трёх лет</w:t>
+      </w:r>
+      <w:r>
+        <w:t xml:space="preserve">, как установлено статьёй 196 Гражданского кодекса Российской Федерации. Обработка данных ведётся согласно Федеральному закону от 27.07.2006 № 152-ФЗ </w:t>
+      </w:r>
+      <w:r>
+        <w:t xml:space="preserve">«О персональных данных»</w:t>
+      </w:r>
+      <w:r>
+        <w:t xml:space="preserve">. Товар поставляется под маркой </w:t>
+      </w:r>
+      <w:r>
+        <w:t xml:space="preserve">«Стандарт»</w:t>
+      </w:r>
+      <w:r>
+        <w:t xml:space="preserve">. Влажность определяется </w:t>
+      </w:r>
+      <w:r>
+        <w:t xml:space="preserve">по методу Кьельдаля</w:t>
+      </w:r>
+      <w:r>
+        <w:t xml:space="preserve">. Споры передаются на рассмотрение в Арбитражный суд </w:t>
+      </w:r>
+      <w:r>
+        <w:t xml:space="preserve">города Москвы</w:t>
+      </w:r>
+      <w:r>
+        <w:t xml:space="preserve">.</w:t>
+      </w:r>
+    </w:p>
     <w:tbl>
       <w:tblPr>
         <w:tblW w:w="9360" w:type="dxa"/>
@@ -608,82 +473,7 @@
           </w:tcPr>
           <w:p>
             <w:r>
-              <w:rPr>
-                <w:b/>
-              </w:rPr>
-              <w:t xml:space="preserve">Поставщик:</w:t>
-            </w:r>
-          </w:p>
-          <w:p>
-            <w:r>
-              <w:t xml:space="preserve">Индивидуальный предприниматель </w:t>
-            </w:r>
-            <w:r>
-              <w:t xml:space="preserve">Никитина Людмила Петровна</w:t>
-            </w:r>
-          </w:p>
-          <w:p>
-            <w:r>
-              <w:t xml:space="preserve">Адрес регистрации: </w:t>
-            </w:r>
-            <w:r>
-              <w:t xml:space="preserve">170100, г. Тверь, проезд Полевая, д. 20, кв. 68</w:t>
-            </w:r>
-          </w:p>
-          <w:p>
-            <w:r>
-              <w:t xml:space="preserve">ИНН </w:t>
-            </w:r>
-            <w:r>
-              <w:t xml:space="preserve">953286316845</w:t>
-            </w:r>
-            <w:r>
-              <w:t xml:space="preserve"> ОГРНИП </w:t>
-            </w:r>
-            <w:r>
-              <w:t xml:space="preserve">322960962996512</w:t>
-            </w:r>
-          </w:p>
-          <w:p>
-            <w:r>
-              <w:t xml:space="preserve">р/с </w:t>
-            </w:r>
-            <w:r>
-              <w:t xml:space="preserve">40802810530595774052</w:t>
-            </w:r>
-            <w:r>
-              <w:t xml:space="preserve"> в ПАО «Промсвязьбанк»</w:t>
-            </w:r>
-            <w:r>
-              <w:t xml:space="preserve">, БИК </w:t>
-            </w:r>
-            <w:r>
-              <w:t xml:space="preserve">044525555</w:t>
-            </w:r>
-          </w:p>
-          <w:p>
-            <w:r>
-              <w:t xml:space="preserve">Тел.: </w:t>
-            </w:r>
-            <w:r>
-              <w:t xml:space="preserve">+7 (495) 898-61-97</w:t>
-            </w:r>
-          </w:p>
-          <w:p>
-            <w:r>
-              <w:t xml:space="preserve">E-mail: </w:t>
-            </w:r>
-            <w:r>
-              <w:t xml:space="preserve">nikitina@list.ru</w:t>
-            </w:r>
-          </w:p>
-          <w:p/>
-          <w:p>
-            <w:r>
-              <w:t xml:space="preserve">ИП ______________ </w:t>
-            </w:r>
-            <w:r>
-              <w:t xml:space="preserve">Никитина Л. П.</w:t>
+              <w:t xml:space="preserve">8</w:t>
             </w:r>
           </w:p>
         </w:tc>
@@ -693,6 +483,369 @@
           </w:tcPr>
           <w:p>
             <w:r>
+              <w:t xml:space="preserve">9637918991</w:t>
+            </w:r>
+          </w:p>
+        </w:tc>
+      </w:tr>
+    </w:tbl>
+    <w:p/>
+    <w:p>
+      <w:r>
+        <w:rPr>
+          <w:b/>
+        </w:rPr>
+        <w:t xml:space="preserve">3. МЕСТО И СРОКИ ИСПОЛНЕНИЯ</w:t>
+      </w:r>
+    </w:p>
+    <w:p>
+      <w:r>
+        <w:t xml:space="preserve">3.1. Место исполнения обязательств: </w:t>
+      </w:r>
+      <w:r>
+        <w:t xml:space="preserve">101000, г. Москва, проезд Промышленная, д. 13, кв. 89</w:t>
+      </w:r>
+      <w:r>
+        <w:t xml:space="preserve">.</w:t>
+      </w:r>
+    </w:p>
+    <w:p>
+      <w:r>
+        <w:t xml:space="preserve">3.2. Уведомления направляются </w:t>
+      </w:r>
+      <w:r>
+        <w:t xml:space="preserve">Волкову Петру Сергеевичу</w:t>
+      </w:r>
+      <w:r>
+        <w:t xml:space="preserve"> по телефону </w:t>
+      </w:r>
+      <w:r>
+        <w:t xml:space="preserve">+7 (495) 228-46-95</w:t>
+      </w:r>
+      <w:r>
+        <w:t xml:space="preserve">.</w:t>
+      </w:r>
+    </w:p>
+    <w:p>
+      <w:r>
+        <w:t xml:space="preserve">3.3. Срок исполнения обязательств — </w:t>
+      </w:r>
+      <w:r>
+        <w:t xml:space="preserve">в течение семи календарных дней с момента заключения контракта</w:t>
+      </w:r>
+      <w:r>
+        <w:t xml:space="preserve">.</w:t>
+      </w:r>
+    </w:p>
+    <w:p/>
+    <w:p>
+      <w:r>
+        <w:rPr>
+          <w:b/>
+        </w:rPr>
+        <w:t xml:space="preserve">4. ПРОЧИЕ УСЛОВИЯ</w:t>
+      </w:r>
+    </w:p>
+    <w:p>
+      <w:r>
+        <w:t xml:space="preserve">4.1. </w:t>
+      </w:r>
+      <w:r>
+        <w:t xml:space="preserve">Стороны несут ответственность за неисполнение или ненадлежащее исполнение обязательств в соответствии с законодательством Российской Федерации.</w:t>
+      </w:r>
+    </w:p>
+    <w:p>
+      <w:r>
+        <w:t xml:space="preserve">4.2. </w:t>
+      </w:r>
+      <w:r>
+        <w:t xml:space="preserve">Размер неустойки за нарушение сроков оплаты: </w:t>
+      </w:r>
+      <w:r>
+        <w:t xml:space="preserve">0,2 (двух десятых) процента за каждый день просрочки</w:t>
+      </w:r>
+      <w:r>
+        <w:t xml:space="preserve">. Предельный размер ответственности: </w:t>
+      </w:r>
+      <w:r>
+        <w:t xml:space="preserve">1/130 ключевой ставки ЦБ РФ от цены Договора</w:t>
+      </w:r>
+      <w:r>
+        <w:t xml:space="preserve">.</w:t>
+      </w:r>
+    </w:p>
+    <w:p>
+      <w:r>
+        <w:t xml:space="preserve">4.3. </w:t>
+      </w:r>
+      <w:r>
+        <w:t xml:space="preserve">Стороны освобождаются от ответственности при наступлении обстоятельств непреодолимой силы, если они прямо повлияли на исполнение обязательств.</w:t>
+      </w:r>
+    </w:p>
+    <w:p>
+      <w:r>
+        <w:t xml:space="preserve">4.4. </w:t>
+      </w:r>
+      <w:r>
+        <w:t xml:space="preserve">Сторона, для которой создалась невозможность исполнения, обязана уведомить другую Сторону. Срок уведомления — </w:t>
+      </w:r>
+      <w:r>
+        <w:t xml:space="preserve">в течение 10 (Десяти) дней с момента подписания акта</w:t>
+      </w:r>
+      <w:r>
+        <w:t xml:space="preserve">.</w:t>
+      </w:r>
+    </w:p>
+    <w:p>
+      <w:r>
+        <w:t xml:space="preserve">4.5. </w:t>
+      </w:r>
+      <w:r>
+        <w:t xml:space="preserve">Все споры и разногласия решаются путём переговоров. Претензионный порядок обязателен, срок ответа на претензию — </w:t>
+      </w:r>
+      <w:r>
+        <w:t xml:space="preserve">не позднее 06.09.2025</w:t>
+      </w:r>
+      <w:r>
+        <w:t xml:space="preserve">.</w:t>
+      </w:r>
+    </w:p>
+    <w:p/>
+    <w:p/>
+    <w:p/>
+    <w:p>
+      <w:r>
+        <w:rPr>
+          <w:b/>
+        </w:rPr>
+        <w:t xml:space="preserve">9. КОНТРОЛЬНЫЕ ВЕЛИЧИНЫ</w:t>
+      </w:r>
+    </w:p>
+    <w:p>
+      <w:r>
+        <w:t xml:space="preserve">9.1. Контрольная запись: </w:t>
+      </w:r>
+      <w:r>
+        <w:rPr>
+          <w:b/>
+        </w:rPr>
+        <w:t xml:space="preserve">в течение 1</w:t>
+      </w:r>
+      <w:r>
+        <w:t xml:space="preserve">0 банковских дней с момента выставления счета</w:t>
+      </w:r>
+      <w:r>
+        <w:t xml:space="preserve">.</w:t>
+      </w:r>
+    </w:p>
+    <w:p>
+      <w:r>
+        <w:t xml:space="preserve">9.2. Контрольная запись: </w:t>
+      </w:r>
+      <w:r>
+        <w:rPr>
+          <w:b/>
+        </w:rPr>
+        <w:t xml:space="preserve">34/20</w:t>
+      </w:r>
+      <w:r>
+        <w:t xml:space="preserve">24-Д</w:t>
+      </w:r>
+      <w:r>
+        <w:t xml:space="preserve">.</w:t>
+      </w:r>
+    </w:p>
+    <w:p>
+      <w:r>
+        <w:t xml:space="preserve">9.3. Контрольная запись: </w:t>
+      </w:r>
+      <w:r>
+        <w:rPr>
+          <w:b/>
+        </w:rPr>
+        <w:t xml:space="preserve">5900</w:t>
+      </w:r>
+      <w:r>
+        <w:t xml:space="preserve">0002 рубля</w:t>
+      </w:r>
+      <w:r>
+        <w:t xml:space="preserve">.</w:t>
+      </w:r>
+    </w:p>
+    <w:p>
+      <w:r>
+        <w:t xml:space="preserve">9.4. Контрольная запись: </w:t>
+      </w:r>
+      <w:r>
+        <w:t xml:space="preserve">1/3</w:t>
+        <w:br/>
+        <w:t xml:space="preserve">00 ключевой ставки ЦБ РФ от стоимости неоплаченных работ</w:t>
+      </w:r>
+      <w:r>
+        <w:t xml:space="preserve">.</w:t>
+      </w:r>
+    </w:p>
+    <w:p/>
+    <w:p/>
+    <w:p>
+      <w:r>
+        <w:rPr>
+          <w:b/>
+        </w:rPr>
+        <w:t xml:space="preserve">11. УСЛОВИЯ, ОФОРМЛЕННЫЕ СРЕДСТВАМИ РЕДАКТОРА</w:t>
+      </w:r>
+    </w:p>
+    <w:p>
+      <w:r>
+        <w:t xml:space="preserve">11.1. Ставка (поле Word): </w:t>
+      </w:r>
+      <w:fldSimple w:instr=" DOCPROPERTY &quot;Value&quot; \* MERGEFORMAT ">
+        <w:r>
+          <w:t xml:space="preserve">0,01 процента от общей суммы счета</w:t>
+        </w:r>
+      </w:fldSimple>
+      <w:r>
+        <w:t xml:space="preserve">.</w:t>
+      </w:r>
+    </w:p>
+    <w:p>
+      <w:r>
+        <w:t xml:space="preserve">11.2. Срок (элемент формы): </w:t>
+      </w:r>
+      <w:sdt>
+        <w:sdtPr>
+          <w:alias w:val="Поле формы"/>
+          <w:tag w:val="v2"/>
+          <w:id w:val="1"/>
+          <w:text/>
+        </w:sdtPr>
+        <w:sdtContent>
+          <w:r>
+            <w:t xml:space="preserve">в течение 60 (Шестидесяти) банковских дней</w:t>
+          </w:r>
+        </w:sdtContent>
+      </w:sdt>
+      <w:r>
+        <w:t xml:space="preserve">.</w:t>
+      </w:r>
+    </w:p>
+    <w:p>
+      <w:r>
+        <w:rPr>
+          <w:b/>
+        </w:rPr>
+        <w:t xml:space="preserve">РЕКВИЗИТЫ И ПОДПИСИ СТОРОН</w:t>
+      </w:r>
+    </w:p>
+    <w:p/>
+    <w:tbl>
+      <w:tblPr>
+        <w:tblW w:w="9360" w:type="dxa"/>
+        <w:tblBorders>
+          <w:top w:val="single" w:sz="4" w:color="auto"/>
+          <w:left w:val="single" w:sz="4" w:color="auto"/>
+          <w:bottom w:val="single" w:sz="4" w:color="auto"/>
+          <w:right w:val="single" w:sz="4" w:color="auto"/>
+          <w:insideH w:val="single" w:sz="4" w:color="auto"/>
+          <w:insideV w:val="single" w:sz="4" w:color="auto"/>
+        </w:tblBorders>
+      </w:tblPr>
+      <w:tblGrid>
+        <w:gridCol w:w="4680"/>
+        <w:gridCol w:w="4680"/>
+      </w:tblGrid>
+      <w:tr>
+        <w:tc>
+          <w:tcPr>
+            <w:tcW w:w="4680" w:type="dxa"/>
+          </w:tcPr>
+          <w:p>
+            <w:r>
+              <w:rPr>
+                <w:b/>
+              </w:rPr>
+              <w:t xml:space="preserve">Поставщик:</w:t>
+            </w:r>
+          </w:p>
+          <w:p>
+            <w:r>
+              <w:t xml:space="preserve">Индивидуальный предприниматель </w:t>
+            </w:r>
+            <w:r>
+              <w:t xml:space="preserve">Никитина Людмила Петровна</w:t>
+            </w:r>
+          </w:p>
+          <w:p>
+            <w:r>
+              <w:t xml:space="preserve">Адрес регистрации: </w:t>
+            </w:r>
+            <w:r>
+              <w:t xml:space="preserve">344002, г. Ростов-на-Дону, ул. Заречная, д. 12, кв. 63</w:t>
+            </w:r>
+          </w:p>
+          <w:p>
+            <w:r>
+              <w:t xml:space="preserve">ИНН </w:t>
+            </w:r>
+            <w:r>
+              <w:t xml:space="preserve">953286316845</w:t>
+            </w:r>
+            <w:r>
+              <w:t xml:space="preserve"> ОГРНИП </w:t>
+            </w:r>
+            <w:r>
+              <w:t xml:space="preserve">322960962996512</w:t>
+            </w:r>
+          </w:p>
+          <w:p>
+            <w:r>
+              <w:t xml:space="preserve">р/с </w:t>
+            </w:r>
+            <w:r>
+              <w:t xml:space="preserve">40802810530595774052</w:t>
+            </w:r>
+            <w:r>
+              <w:t xml:space="preserve"> в ПАО «Промсвязьбанк»</w:t>
+            </w:r>
+            <w:r>
+              <w:t xml:space="preserve">, БИК </w:t>
+            </w:r>
+            <w:r>
+              <w:t xml:space="preserve">044525555</w:t>
+            </w:r>
+          </w:p>
+          <w:p>
+            <w:r>
+              <w:t xml:space="preserve">Тел.: </w:t>
+            </w:r>
+            <w:r>
+              <w:t xml:space="preserve">+7 (499) 939-93-36</w:t>
+            </w:r>
+          </w:p>
+          <w:p>
+            <w:r>
+              <w:t xml:space="preserve">E-mail: </w:t>
+            </w:r>
+            <w:r>
+              <w:t xml:space="preserve">nikitina@list.ru</w:t>
+            </w:r>
+          </w:p>
+          <w:p/>
+          <w:p>
+            <w:r>
+              <w:t xml:space="preserve">ИП ______________ </w:t>
+            </w:r>
+            <w:r>
+              <w:t xml:space="preserve">Никитина Л. П.</w:t>
+            </w:r>
+          </w:p>
+        </w:tc>
+        <w:tc>
+          <w:tcPr>
+            <w:tcW w:w="4680" w:type="dxa"/>
+          </w:tcPr>
+          <w:p>
+            <w:r>
               <w:rPr>
                 <w:b/>
               </w:rPr>
@@ -717,7 +870,7 @@
               <w:t xml:space="preserve">Адрес регистрации: </w:t>
             </w:r>
             <w:r>
-              <w:t xml:space="preserve">143000, г. Одинцово, пер. Пушкина, д. 46, кв. 157</w:t>
+              <w:t xml:space="preserve">190000, г. Санкт-Петербург, ш. Ленинградская, д. 56, кв. 97</w:t>
             </w:r>
           </w:p>
           <w:p>
@@ -756,7 +909,7 @@
               <w:t xml:space="preserve">Тел.: </w:t>
             </w:r>
             <w:r>
-              <w:t xml:space="preserve">+7 (383) 855-79-69</w:t>
+              <w:t xml:space="preserve">+7 (495) 582-63-66</w:t>
             </w:r>
           </w:p>
           <w:p>
@@ -764,7 +917,7 @@
               <w:t xml:space="preserve">E-mail: </w:t>
             </w:r>
             <w:r>
-              <w:t xml:space="preserve">volkov@list.ru</w:t>
+              <w:t xml:space="preserve">volkov@mail.ru</w:t>
             </w:r>
           </w:p>
           <w:p/>

--- a/tests/corpus_v2/docs/cx_supply_0019.docx
+++ b/tests/corpus_v2/docs/cx_supply_0019.docx
@@ -489,6 +489,93 @@
         </w:tc>
       </w:tr>
     </w:tbl>
+    <w:p>
+      <w:r>
+        <w:t xml:space="preserve">2.8. </w:t>
+      </w:r>
+      <w:r>
+        <w:t xml:space="preserve">Платёж по налогу перечисляется на код бюджетной классификации </w:t>
+      </w:r>
+      <w:r>
+        <w:t xml:space="preserve">182 101 010 110 110 001 10</w:t>
+      </w:r>
+      <w:r>
+        <w:t xml:space="preserve">, получатель — территориальный орган Федерального казначейства.</w:t>
+      </w:r>
+    </w:p>
+    <w:p>
+      <w:r>
+        <w:t xml:space="preserve">2.9. </w:t>
+      </w:r>
+      <w:r>
+        <w:t xml:space="preserve">Полномочия подтверждаются свидетельством о рождении, выдано </w:t>
+      </w:r>
+      <w:r>
+        <w:t xml:space="preserve">01.11.2016</w:t>
+      </w:r>
+      <w:r>
+        <w:t xml:space="preserve"> отделом ЗАГС.</w:t>
+      </w:r>
+    </w:p>
+    <w:tbl>
+      <w:tblPr>
+        <w:tblW w:w="9360" w:type="dxa"/>
+        <w:tblBorders>
+          <w:top w:val="single" w:sz="4" w:color="auto"/>
+          <w:left w:val="single" w:sz="4" w:color="auto"/>
+          <w:bottom w:val="single" w:sz="4" w:color="auto"/>
+          <w:right w:val="single" w:sz="4" w:color="auto"/>
+          <w:insideH w:val="single" w:sz="4" w:color="auto"/>
+          <w:insideV w:val="single" w:sz="4" w:color="auto"/>
+        </w:tblBorders>
+      </w:tblPr>
+      <w:tblGrid>
+        <w:gridCol w:w="4680"/>
+        <w:gridCol w:w="4680"/>
+      </w:tblGrid>
+      <w:tr>
+        <w:tc>
+          <w:tcPr>
+            <w:tcW w:w="4680" w:type="dxa"/>
+          </w:tcPr>
+          <w:p>
+            <w:r>
+              <w:t xml:space="preserve">3</w:t>
+            </w:r>
+          </w:p>
+        </w:tc>
+        <w:tc>
+          <w:tcPr>
+            <w:tcW w:w="4680" w:type="dxa"/>
+          </w:tcPr>
+          <w:p>
+            <w:r>
+              <w:t xml:space="preserve">РУБ.</w:t>
+            </w:r>
+          </w:p>
+        </w:tc>
+      </w:tr>
+    </w:tbl>
+    <w:p>
+      <w:r>
+        <w:t xml:space="preserve">2.10. </w:t>
+      </w:r>
+      <w:r>
+        <w:t xml:space="preserve">Поставке подлежит насос модели </w:t>
+      </w:r>
+      <w:r>
+        <w:t xml:space="preserve">ЭЦВ-6-10-80h</w:t>
+      </w:r>
+      <w:r>
+        <w:t xml:space="preserve"> и кабель марки </w:t>
+      </w:r>
+      <w:r>
+        <w:t xml:space="preserve">ВВГнг(А)-LSt</w:t>
+      </w:r>
+      <w:r>
+        <w:t xml:space="preserve">.</w:t>
+      </w:r>
+    </w:p>
     <w:p/>
     <w:p>
       <w:r>
@@ -503,7 +590,7 @@
         <w:t xml:space="preserve">3.1. Место исполнения обязательств: </w:t>
       </w:r>
       <w:r>
-        <w:t xml:space="preserve">101000, г. Москва, проезд Промышленная, д. 13, кв. 89</w:t>
+        <w:t xml:space="preserve">143000, г. Одинцово, ул. Заречная, д. 17, кв. 73</w:t>
       </w:r>
       <w:r>
         <w:t xml:space="preserve">.</w:t>
@@ -520,7 +607,7 @@
         <w:t xml:space="preserve"> по телефону </w:t>
       </w:r>
       <w:r>
-        <w:t xml:space="preserve">+7 (495) 228-46-95</w:t>
+        <w:t xml:space="preserve">+7 (846) 284-96-89</w:t>
       </w:r>
       <w:r>
         <w:t xml:space="preserve">.</w:t>
@@ -531,7 +618,7 @@
         <w:t xml:space="preserve">3.3. Срок исполнения обязательств — </w:t>
       </w:r>
       <w:r>
-        <w:t xml:space="preserve">в течение семи календарных дней с момента заключения контракта</w:t>
+        <w:t xml:space="preserve">в течение десяти календарных дней с момента заключения контракта</w:t>
       </w:r>
       <w:r>
         <w:t xml:space="preserve">.</w:t>
@@ -590,7 +677,7 @@
         <w:t xml:space="preserve">Сторона, для которой создалась невозможность исполнения, обязана уведомить другую Сторону. Срок уведомления — </w:t>
       </w:r>
       <w:r>
-        <w:t xml:space="preserve">в течение 10 (Десяти) дней с момента подписания акта</w:t>
+        <w:t xml:space="preserve">в течение 7 (Семи) дней с момента подписания акта</w:t>
       </w:r>
       <w:r>
         <w:t xml:space="preserve">.</w:t>
@@ -604,7 +691,7 @@
         <w:t xml:space="preserve">Все споры и разногласия решаются путём переговоров. Претензионный порядок обязателен, срок ответа на претензию — </w:t>
       </w:r>
       <w:r>
-        <w:t xml:space="preserve">не позднее 06.09.2025</w:t>
+        <w:t xml:space="preserve">не позднее 17.03.2026</w:t>
       </w:r>
       <w:r>
         <w:t xml:space="preserve">.</w:t>
@@ -629,10 +716,10 @@
         <w:rPr>
           <w:b/>
         </w:rPr>
-        <w:t xml:space="preserve">в течение 1</w:t>
-      </w:r>
-      <w:r>
-        <w:t xml:space="preserve">0 банковских дней с момента выставления счета</w:t>
+        <w:t xml:space="preserve">в течение 3</w:t>
+      </w:r>
+      <w:r>
+        <w:t xml:space="preserve">0 (Тридцати) банковских дней</w:t>
       </w:r>
       <w:r>
         <w:t xml:space="preserve">.</w:t>
@@ -646,10 +733,10 @@
         <w:rPr>
           <w:b/>
         </w:rPr>
-        <w:t xml:space="preserve">34/20</w:t>
-      </w:r>
-      <w:r>
-        <w:t xml:space="preserve">24-Д</w:t>
+        <w:t xml:space="preserve">88/20</w:t>
+      </w:r>
+      <w:r>
+        <w:t xml:space="preserve">24-А</w:t>
       </w:r>
       <w:r>
         <w:t xml:space="preserve">.</w:t>
@@ -663,7 +750,7 @@
         <w:rPr>
           <w:b/>
         </w:rPr>
-        <w:t xml:space="preserve">5900</w:t>
+        <w:t xml:space="preserve">276</w:t>
       </w:r>
       <w:r>
         <w:t xml:space="preserve">0002 рубля</w:t>

--- a/tests/corpus_v2/docs/cx_supply_0019.docx
+++ b/tests/corpus_v2/docs/cx_supply_0019.docx
@@ -138,7 +138,7 @@
         <w:t xml:space="preserve">Поставка осуществляется партиями на основании заявок Покупателя; срок отгрузки партии — </w:t>
       </w:r>
       <w:r>
-        <w:t xml:space="preserve">в течение 3 (Трёх) месяцев с момента подписания акта</w:t>
+        <w:t xml:space="preserve">в течение 6 (Шести) месяцев с момента подписания акта</w:t>
       </w:r>
       <w:r>
         <w:t xml:space="preserve">.</w:t>
@@ -158,6 +158,101 @@
       </w:r>
       <w:r>
         <w:t xml:space="preserve">Качество товара должно соответствовать требованиям технических регламентов и подтверждаться сертификатами соответствия.</w:t>
+      </w:r>
+    </w:p>
+    <w:p>
+      <w:r>
+        <w:t xml:space="preserve">1.6. </w:t>
+      </w:r>
+      <w:r>
+        <w:t xml:space="preserve">Товар отгружается по товарной накладной ТОРГ-12 № </w:t>
+      </w:r>
+      <w:r>
+        <w:t xml:space="preserve">041268620</w:t>
+      </w:r>
+      <w:r>
+        <w:t xml:space="preserve">. Номенклатурный номер позиции — </w:t>
+      </w:r>
+      <w:r>
+        <w:t xml:space="preserve">040071506</w:t>
+      </w:r>
+      <w:r>
+        <w:t xml:space="preserve">. Изделию присвоен заводской номер </w:t>
+      </w:r>
+      <w:r>
+        <w:t xml:space="preserve">046359066</w:t>
+      </w:r>
+      <w:r>
+        <w:t xml:space="preserve">.</w:t>
+      </w:r>
+    </w:p>
+    <w:p>
+      <w:r>
+        <w:t xml:space="preserve">1.7. </w:t>
+      </w:r>
+      <w:r>
+        <w:t xml:space="preserve">Расходы отражаются по коду цели </w:t>
+      </w:r>
+      <w:r>
+        <w:t xml:space="preserve">048436327</w:t>
+      </w:r>
+      <w:r>
+        <w:t xml:space="preserve">, установленному приказом Минфина России от 01.12.2010 № 157н. </w:t>
+      </w:r>
+      <w:r>
+        <w:t xml:space="preserve">БИК не указан, номер заявки — </w:t>
+      </w:r>
+      <w:r>
+        <w:t xml:space="preserve">049985447</w:t>
+      </w:r>
+      <w:r>
+        <w:t xml:space="preserve">.</w:t>
+      </w:r>
+    </w:p>
+    <w:p>
+      <w:r>
+        <w:t xml:space="preserve">1.8. </w:t>
+      </w:r>
+      <w:r>
+        <w:t xml:space="preserve">Абоненту открыт лицевой счёт </w:t>
+      </w:r>
+      <w:r>
+        <w:t xml:space="preserve">82800930939</w:t>
+      </w:r>
+      <w:r>
+        <w:t xml:space="preserve">. Спецификация зарегистрирована за номером </w:t>
+      </w:r>
+      <w:r>
+        <w:t xml:space="preserve">86146345087</w:t>
+      </w:r>
+      <w:r>
+        <w:t xml:space="preserve">. Заводской номер прибора учёта — </w:t>
+      </w:r>
+      <w:r>
+        <w:t xml:space="preserve">82895762281</w:t>
+      </w:r>
+      <w:r>
+        <w:t xml:space="preserve">.</w:t>
+      </w:r>
+    </w:p>
+    <w:p>
+      <w:r>
+        <w:t xml:space="preserve">1.9. </w:t>
+      </w:r>
+      <w:r>
+        <w:t xml:space="preserve">Сведения внесены в реестр за номером </w:t>
+      </w:r>
+      <w:r>
+        <w:t xml:space="preserve">86323206504</w:t>
+      </w:r>
+      <w:r>
+        <w:t xml:space="preserve"> по правилам статьи 434 Гражданского кодекса Российской Федерации. Уведомление направлено за исходящим № </w:t>
+      </w:r>
+      <w:r>
+        <w:t xml:space="preserve">81755228626</w:t>
+      </w:r>
+      <w:r>
+        <w:t xml:space="preserve">.</w:t>
       </w:r>
     </w:p>
     <w:p/>
@@ -174,7 +269,7 @@
         <w:t xml:space="preserve">2.1. Общая цена Договора: </w:t>
       </w:r>
       <w:r>
-        <w:t xml:space="preserve">304 000 руб. 50 копеек</w:t>
+        <w:t xml:space="preserve">5 170 000 руб. 00 копеек</w:t>
       </w:r>
       <w:r>
         <w:t xml:space="preserve">, НДС не облагается</w:t>
@@ -194,7 +289,7 @@
         <w:t xml:space="preserve">, но не более </w:t>
       </w:r>
       <w:r>
-        <w:t xml:space="preserve">15% от цены Договора</w:t>
+        <w:t xml:space="preserve">20% от цены Договора</w:t>
       </w:r>
       <w:r>
         <w:t xml:space="preserve">.</w:t>
@@ -205,7 +300,7 @@
         <w:t xml:space="preserve">2.3. Срок оплаты — </w:t>
       </w:r>
       <w:r>
-        <w:t xml:space="preserve">в течение 14 дней с момента поступления денежных средств на расчетный счет</w:t>
+        <w:t xml:space="preserve">в течение 60 дней с момента поступления денежных средств на расчетный счет</w:t>
       </w:r>
       <w:r>
         <w:t xml:space="preserve">.</w:t>
@@ -225,7 +320,7 @@
         <w:t xml:space="preserve">, артикул </w:t>
       </w:r>
       <w:r>
-        <w:t xml:space="preserve">RM-9238-14</w:t>
+        <w:t xml:space="preserve">RM-1808-71</w:t>
       </w:r>
       <w:r>
         <w:t xml:space="preserve">, код </w:t>
@@ -285,49 +380,49 @@
         <w:t xml:space="preserve">. Товар отгружается с сопроводительным документом паспорт качества № </w:t>
       </w:r>
       <w:r>
-        <w:t xml:space="preserve">57 20 901336</w:t>
+        <w:t xml:space="preserve">43 14 179970</w:t>
       </w:r>
       <w:r>
         <w:t xml:space="preserve">. К партии приложен паспорт изделия № </w:t>
       </w:r>
       <w:r>
-        <w:t xml:space="preserve">36 07 896215</w:t>
+        <w:t xml:space="preserve">35 21 276147</w:t>
       </w:r>
       <w:r>
         <w:t xml:space="preserve">. Оборудование поставляется с паспортом транспортного средства № </w:t>
       </w:r>
       <w:r>
-        <w:t xml:space="preserve">84 08 262942</w:t>
+        <w:t xml:space="preserve">42 05 813374</w:t>
       </w:r>
       <w:r>
         <w:t xml:space="preserve">. Приёмка производится согласно техническому паспорту </w:t>
       </w:r>
       <w:r>
-        <w:t xml:space="preserve">93 14 398202</w:t>
+        <w:t xml:space="preserve">19 25 523023</w:t>
       </w:r>
       <w:r>
         <w:t xml:space="preserve">. СНИЛС не указан, номер заказа </w:t>
       </w:r>
       <w:r>
-        <w:t xml:space="preserve">629-270-888 95</w:t>
+        <w:t xml:space="preserve">736-890-578 86</w:t>
       </w:r>
       <w:r>
         <w:t xml:space="preserve">. Дата рождения не проставлена, документ выдан </w:t>
       </w:r>
       <w:r>
-        <w:t xml:space="preserve">22.02.2019</w:t>
+        <w:t xml:space="preserve">11.01.2015</w:t>
       </w:r>
       <w:r>
         <w:t xml:space="preserve">. Код подразделения, см. артикул </w:t>
       </w:r>
       <w:r>
-        <w:t xml:space="preserve">215-949</w:t>
+        <w:t xml:space="preserve">976-492</w:t>
       </w:r>
       <w:r>
         <w:t xml:space="preserve">. Цена — </w:t>
       </w:r>
       <w:r>
-        <w:t xml:space="preserve">не более 4 930 000 (Четырёх миллионов девятисот тридцати тысяч) рублей 5 коп.</w:t>
+        <w:t xml:space="preserve">не более 7 570 000 (Семи миллионов пятисот семидесяти тысяч) рублей 0 коп.</w:t>
       </w:r>
       <w:r>
         <w:t xml:space="preserve">, НДС не облагается, т.к. применяется УСН</w:t>
@@ -344,25 +439,25 @@
         <w:t xml:space="preserve">Товар маркирован штрихкодом </w:t>
       </w:r>
       <w:r>
-        <w:t xml:space="preserve">4601755228626</w:t>
+        <w:t xml:space="preserve">4600259999207</w:t>
       </w:r>
       <w:r>
         <w:t xml:space="preserve">. Код контрагента по ОКПО — </w:t>
       </w:r>
       <w:r>
-        <w:t xml:space="preserve">2892335200</w:t>
+        <w:t xml:space="preserve">2417498618</w:t>
       </w:r>
       <w:r>
         <w:t xml:space="preserve">. Оборудование учтено под инвентарным номером </w:t>
       </w:r>
       <w:r>
-        <w:t xml:space="preserve">048875811</w:t>
+        <w:t xml:space="preserve">047764642</w:t>
       </w:r>
       <w:r>
         <w:t xml:space="preserve">, складской позиции присвоен номер </w:t>
       </w:r>
       <w:r>
-        <w:t xml:space="preserve">704684018</w:t>
+        <w:t xml:space="preserve">578092499</w:t>
       </w:r>
       <w:r>
         <w:t xml:space="preserve">.</w:t>
@@ -376,19 +471,19 @@
         <w:t xml:space="preserve">Оплата по счёту-фактуре на КБК </w:t>
       </w:r>
       <w:r>
-        <w:t xml:space="preserve">18210101011011000170</w:t>
+        <w:t xml:space="preserve">18210101011011000138</w:t>
       </w:r>
       <w:r>
         <w:t xml:space="preserve">. ИНН не присвоен, регистрационный № </w:t>
       </w:r>
       <w:r>
-        <w:t xml:space="preserve">0104934336</w:t>
+        <w:t xml:space="preserve">9322073755</w:t>
       </w:r>
       <w:r>
         <w:t xml:space="preserve">. ИНН не присвоен, платёжный документ № </w:t>
       </w:r>
       <w:r>
-        <w:t xml:space="preserve">899980697225</w:t>
+        <w:t xml:space="preserve">017753793923</w:t>
       </w:r>
       <w:r>
         <w:t xml:space="preserve">. Заказчик действует в лице </w:t>
@@ -408,13 +503,13 @@
         <w:t xml:space="preserve">Массовая доля влаги в товаре — </w:t>
       </w:r>
       <w:r>
-        <w:t xml:space="preserve">не более 15 %</w:t>
+        <w:t xml:space="preserve">не более 9 %</w:t>
       </w:r>
       <w:r>
         <w:t xml:space="preserve">. Товар подлежит хранению </w:t>
       </w:r>
       <w:r>
-        <w:t xml:space="preserve">в течение 12 часов</w:t>
+        <w:t xml:space="preserve">в течение 24 часов</w:t>
       </w:r>
       <w:r>
         <w:t xml:space="preserve"> при температуре не выше +4 °C. Срок исковой давности по требованиям, вытекающим из Договора, составляет </w:t>
@@ -483,7 +578,7 @@
           </w:tcPr>
           <w:p>
             <w:r>
-              <w:t xml:space="preserve">9637918991</w:t>
+              <w:t xml:space="preserve">3615490999</w:t>
             </w:r>
           </w:p>
         </w:tc>
@@ -511,7 +606,7 @@
         <w:t xml:space="preserve">Полномочия подтверждаются свидетельством о рождении, выдано </w:t>
       </w:r>
       <w:r>
-        <w:t xml:space="preserve">01.11.2016</w:t>
+        <w:t xml:space="preserve">14.05.2013</w:t>
       </w:r>
       <w:r>
         <w:t xml:space="preserve"> отделом ЗАГС.</w:t>
@@ -540,7 +635,7 @@
           </w:tcPr>
           <w:p>
             <w:r>
-              <w:t xml:space="preserve">3</w:t>
+              <w:t xml:space="preserve">2</w:t>
             </w:r>
           </w:p>
         </w:tc>
@@ -590,7 +685,7 @@
         <w:t xml:space="preserve">3.1. Место исполнения обязательств: </w:t>
       </w:r>
       <w:r>
-        <w:t xml:space="preserve">143000, г. Одинцово, ул. Заречная, д. 17, кв. 73</w:t>
+        <w:t xml:space="preserve">614000, г. Пермь, ш. Заречная, д. 60, кв. 118</w:t>
       </w:r>
       <w:r>
         <w:t xml:space="preserve">.</w:t>
@@ -607,7 +702,7 @@
         <w:t xml:space="preserve"> по телефону </w:t>
       </w:r>
       <w:r>
-        <w:t xml:space="preserve">+7 (846) 284-96-89</w:t>
+        <w:t xml:space="preserve">+7 (843) 979-49-79</w:t>
       </w:r>
       <w:r>
         <w:t xml:space="preserve">.</w:t>
@@ -618,7 +713,111 @@
         <w:t xml:space="preserve">3.3. Срок исполнения обязательств — </w:t>
       </w:r>
       <w:r>
-        <w:t xml:space="preserve">в течение десяти календарных дней с момента заключения контракта</w:t>
+        <w:t xml:space="preserve">в течение четырнадцати календарных дней с момента заключения контракта</w:t>
+      </w:r>
+      <w:r>
+        <w:t xml:space="preserve">.</w:t>
+      </w:r>
+    </w:p>
+    <w:p>
+      <w:r>
+        <w:t xml:space="preserve">3.4. </w:t>
+      </w:r>
+      <w:r>
+        <w:t xml:space="preserve">Финансирование ведётся за счёт средств бюджета, КБК </w:t>
+      </w:r>
+      <w:r>
+        <w:t xml:space="preserve">18203970854776309856</w:t>
+      </w:r>
+      <w:r>
+        <w:t xml:space="preserve">. Прибор учёта (счётчик) № </w:t>
+      </w:r>
+      <w:r>
+        <w:t xml:space="preserve">39548737437011181513</w:t>
+      </w:r>
+      <w:r>
+        <w:t xml:space="preserve">.</w:t>
+      </w:r>
+    </w:p>
+    <w:p>
+      <w:r>
+        <w:t xml:space="preserve">3.5. </w:t>
+      </w:r>
+      <w:r>
+        <w:t xml:space="preserve">Счёт на оплату выставляется с уникальным идентификатором начисления </w:t>
+      </w:r>
+      <w:r>
+        <w:t xml:space="preserve">18209611457960398990</w:t>
+      </w:r>
+      <w:r>
+        <w:t xml:space="preserve">. Номер счёта-проформы — </w:t>
+      </w:r>
+      <w:r>
+        <w:t xml:space="preserve">77104915833264303001</w:t>
+      </w:r>
+      <w:r>
+        <w:t xml:space="preserve">. В силу статьи 855 Гражданского кодекса Российской Федерации списание со счёта ведётся по коду вида дохода </w:t>
+      </w:r>
+      <w:r>
+        <w:t xml:space="preserve">18210840483198138639</w:t>
+      </w:r>
+      <w:r>
+        <w:t xml:space="preserve">.</w:t>
+      </w:r>
+    </w:p>
+    <w:p>
+      <w:r>
+        <w:t xml:space="preserve">3.6. </w:t>
+      </w:r>
+      <w:r>
+        <w:t xml:space="preserve">ИНН иностранного контрагента не присваивается; номер записи в торговом реестре — </w:t>
+      </w:r>
+      <w:r>
+        <w:t xml:space="preserve">8373718629</w:t>
+      </w:r>
+      <w:r>
+        <w:t xml:space="preserve">. ИНН приводится в приложении; номер спецификации — </w:t>
+      </w:r>
+      <w:r>
+        <w:t xml:space="preserve">7894003931</w:t>
+      </w:r>
+      <w:r>
+        <w:t xml:space="preserve">. ИНН присваивается в порядке статьи 84 Налогового кодекса Российской Федерации; номер решения о постановке на учёт — </w:t>
+      </w:r>
+      <w:r>
+        <w:t xml:space="preserve">3923500589</w:t>
+      </w:r>
+      <w:r>
+        <w:t xml:space="preserve">.</w:t>
+      </w:r>
+    </w:p>
+    <w:p>
+      <w:r>
+        <w:t xml:space="preserve">3.7. </w:t>
+      </w:r>
+      <w:r>
+        <w:t xml:space="preserve">Партии присвоен номер прослеживаемости </w:t>
+      </w:r>
+      <w:r>
+        <w:t xml:space="preserve">4210381764</w:t>
+      </w:r>
+      <w:r>
+        <w:t xml:space="preserve">. Доля посторонних включений — не более </w:t>
+      </w:r>
+      <w:r>
+        <w:t xml:space="preserve">2,4 %</w:t>
+      </w:r>
+      <w:r>
+        <w:t xml:space="preserve">. Погрешность измерения прибора — не более </w:t>
+      </w:r>
+      <w:r>
+        <w:t xml:space="preserve">0,9 %</w:t>
+      </w:r>
+      <w:r>
+        <w:t xml:space="preserve">. Заводской номер поставляемого станка — </w:t>
+      </w:r>
+      <w:r>
+        <w:t xml:space="preserve">1129717626</w:t>
       </w:r>
       <w:r>
         <w:t xml:space="preserve">.</w:t>
@@ -677,7 +876,7 @@
         <w:t xml:space="preserve">Сторона, для которой создалась невозможность исполнения, обязана уведомить другую Сторону. Срок уведомления — </w:t>
       </w:r>
       <w:r>
-        <w:t xml:space="preserve">в течение 7 (Семи) дней с момента подписания акта</w:t>
+        <w:t xml:space="preserve">в течение 45 (Сорока пяти) дней с момента подписания акта</w:t>
       </w:r>
       <w:r>
         <w:t xml:space="preserve">.</w:t>
@@ -691,7 +890,125 @@
         <w:t xml:space="preserve">Все споры и разногласия решаются путём переговоров. Претензионный порядок обязателен, срок ответа на претензию — </w:t>
       </w:r>
       <w:r>
-        <w:t xml:space="preserve">не позднее 17.03.2026</w:t>
+        <w:t xml:space="preserve">не позднее 26.09.2025</w:t>
+      </w:r>
+      <w:r>
+        <w:t xml:space="preserve">.</w:t>
+      </w:r>
+    </w:p>
+    <w:p>
+      <w:r>
+        <w:t xml:space="preserve">4.6. </w:t>
+      </w:r>
+      <w:r>
+        <w:t xml:space="preserve">ИНН физического лица отсутствует, лицевой счёт абонента </w:t>
+      </w:r>
+      <w:r>
+        <w:t xml:space="preserve">385181076071</w:t>
+      </w:r>
+      <w:r>
+        <w:t xml:space="preserve">. ИНН указан в приложении; номенклатурный код позиции — </w:t>
+      </w:r>
+      <w:r>
+        <w:t xml:space="preserve">391958848352</w:t>
+      </w:r>
+      <w:r>
+        <w:t xml:space="preserve">. В силу статьи 86 Налогового кодекса Российской Федерации ИНН запрашивается налоговым органом; номер запроса — </w:t>
+      </w:r>
+      <w:r>
+        <w:t xml:space="preserve">595872435812</w:t>
+      </w:r>
+      <w:r>
+        <w:t xml:space="preserve">.</w:t>
+      </w:r>
+    </w:p>
+    <w:p>
+      <w:r>
+        <w:t xml:space="preserve">4.7. </w:t>
+      </w:r>
+      <w:r>
+        <w:t xml:space="preserve">Накладной на партию присвоен номер </w:t>
+      </w:r>
+      <w:r>
+        <w:t xml:space="preserve">130359345709</w:t>
+      </w:r>
+      <w:r>
+        <w:t xml:space="preserve">. Заводской номер контрольного модуля — </w:t>
+      </w:r>
+      <w:r>
+        <w:t xml:space="preserve">142783157057</w:t>
+      </w:r>
+      <w:r>
+        <w:t xml:space="preserve">. Проектный уклон кровли — </w:t>
+      </w:r>
+      <w:r>
+        <w:t xml:space="preserve">5 %</w:t>
+      </w:r>
+      <w:r>
+        <w:t xml:space="preserve">.</w:t>
+      </w:r>
+    </w:p>
+    <w:p>
+      <w:r>
+        <w:t xml:space="preserve">4.8. </w:t>
+      </w:r>
+      <w:r>
+        <w:t xml:space="preserve">Предельная доля иностранного участия по закону — </w:t>
+      </w:r>
+      <w:r>
+        <w:t xml:space="preserve">25 %</w:t>
+      </w:r>
+      <w:r>
+        <w:t xml:space="preserve">, как предусмотрено Федеральным законом о порядке осуществления иностранных инвестиций. Приложение № 3 к Договору содержит долю брака, не превышающую </w:t>
+      </w:r>
+      <w:r>
+        <w:t xml:space="preserve">1,9 %</w:t>
+      </w:r>
+      <w:r>
+        <w:t xml:space="preserve">.</w:t>
+      </w:r>
+    </w:p>
+    <w:p>
+      <w:r>
+        <w:t xml:space="preserve">4.9. </w:t>
+      </w:r>
+      <w:r>
+        <w:t xml:space="preserve">Товар имеет срок годности </w:t>
+      </w:r>
+      <w:r>
+        <w:t xml:space="preserve">в течение 36 месяцев</w:t>
+      </w:r>
+      <w:r>
+        <w:t xml:space="preserve"> с даты изготовления. Бетонная смесь выдерживается </w:t>
+      </w:r>
+      <w:r>
+        <w:t xml:space="preserve">в течение 48 часов</w:t>
+      </w:r>
+      <w:r>
+        <w:t xml:space="preserve"> при положительной температуре.</w:t>
+      </w:r>
+    </w:p>
+    <w:p>
+      <w:r>
+        <w:t xml:space="preserve">4.10. </w:t>
+      </w:r>
+      <w:r>
+        <w:t xml:space="preserve">Претензии по качеству работ предъявляются </w:t>
+      </w:r>
+      <w:r>
+        <w:t xml:space="preserve">в течение одного года</w:t>
+      </w:r>
+      <w:r>
+        <w:t xml:space="preserve"> по правилам статьи 725 Гражданского кодекса Российской Федерации. Поставщик присутствует на рынке </w:t>
+      </w:r>
+      <w:r>
+        <w:t xml:space="preserve">в течение 10 лет</w:t>
+      </w:r>
+      <w:r>
+        <w:t xml:space="preserve">. Отчётный период оканчивается </w:t>
+      </w:r>
+      <w:r>
+        <w:t xml:space="preserve">не позднее 03.01.2025</w:t>
       </w:r>
       <w:r>
         <w:t xml:space="preserve">.</w:t>
@@ -716,10 +1033,10 @@
         <w:rPr>
           <w:b/>
         </w:rPr>
-        <w:t xml:space="preserve">в течение 3</w:t>
-      </w:r>
-      <w:r>
-        <w:t xml:space="preserve">0 (Тридцати) банковских дней</w:t>
+        <w:t xml:space="preserve">в течение 6</w:t>
+      </w:r>
+      <w:r>
+        <w:t xml:space="preserve">0 (Шестидесяти) банковских дней</w:t>
       </w:r>
       <w:r>
         <w:t xml:space="preserve">.</w:t>
@@ -733,10 +1050,10 @@
         <w:rPr>
           <w:b/>
         </w:rPr>
-        <w:t xml:space="preserve">88/20</w:t>
-      </w:r>
-      <w:r>
-        <w:t xml:space="preserve">24-А</w:t>
+        <w:t xml:space="preserve">9/20</w:t>
+      </w:r>
+      <w:r>
+        <w:t xml:space="preserve">23-К</w:t>
       </w:r>
       <w:r>
         <w:t xml:space="preserve">.</w:t>
@@ -750,7 +1067,7 @@
         <w:rPr>
           <w:b/>
         </w:rPr>
-        <w:t xml:space="preserve">276</w:t>
+        <w:t xml:space="preserve">248</w:t>
       </w:r>
       <w:r>
         <w:t xml:space="preserve">0002 рубля</w:t>
@@ -808,7 +1125,7 @@
         </w:sdtPr>
         <w:sdtContent>
           <w:r>
-            <w:t xml:space="preserve">в течение 60 (Шестидесяти) банковских дней</w:t>
+            <w:t xml:space="preserve">в течение 14 (Четырнадцати) банковских дней</w:t>
           </w:r>
         </w:sdtContent>
       </w:sdt>
@@ -867,7 +1184,7 @@
               <w:t xml:space="preserve">Адрес регистрации: </w:t>
             </w:r>
             <w:r>
-              <w:t xml:space="preserve">344002, г. Ростов-на-Дону, ул. Заречная, д. 12, кв. 63</w:t>
+              <w:t xml:space="preserve">101000, г. Москва, просп. Тверская, д. 61, кв. 2</w:t>
             </w:r>
           </w:p>
           <w:p>
@@ -906,7 +1223,7 @@
               <w:t xml:space="preserve">Тел.: </w:t>
             </w:r>
             <w:r>
-              <w:t xml:space="preserve">+7 (499) 939-93-36</w:t>
+              <w:t xml:space="preserve">+7 (499) 817-87-90</w:t>
             </w:r>
           </w:p>
           <w:p>
@@ -914,7 +1231,7 @@
               <w:t xml:space="preserve">E-mail: </w:t>
             </w:r>
             <w:r>
-              <w:t xml:space="preserve">nikitina@list.ru</w:t>
+              <w:t xml:space="preserve">nikitina@bk.ru</w:t>
             </w:r>
           </w:p>
           <w:p/>
@@ -957,7 +1274,7 @@
               <w:t xml:space="preserve">Адрес регистрации: </w:t>
             </w:r>
             <w:r>
-              <w:t xml:space="preserve">190000, г. Санкт-Петербург, ш. Ленинградская, д. 56, кв. 97</w:t>
+              <w:t xml:space="preserve">344002, г. Ростов-на-Дону, ш. Кутузовский, д. 45, кв. 99</w:t>
             </w:r>
           </w:p>
           <w:p>
@@ -996,7 +1313,7 @@
               <w:t xml:space="preserve">Тел.: </w:t>
             </w:r>
             <w:r>
-              <w:t xml:space="preserve">+7 (495) 582-63-66</w:t>
+              <w:t xml:space="preserve">+7 (846) 834-45-85</w:t>
             </w:r>
           </w:p>
           <w:p>
@@ -1004,7 +1321,7 @@
               <w:t xml:space="preserve">E-mail: </w:t>
             </w:r>
             <w:r>
-              <w:t xml:space="preserve">volkov@mail.ru</w:t>
+              <w:t xml:space="preserve">volkov@gmail.com</w:t>
             </w:r>
           </w:p>
           <w:p/>

--- a/tests/corpus_v2/docs/cx_supply_0019.docx
+++ b/tests/corpus_v2/docs/cx_supply_0019.docx
@@ -1133,6 +1133,37 @@
         <w:t xml:space="preserve">.</w:t>
       </w:r>
     </w:p>
+    <w:p>
+      <w:r>
+        <w:rPr>
+          <w:b/>
+        </w:rPr>
+        <w:t xml:space="preserve">6. ОСОБЫЕ УСЛОВИЯ ОТДЕЛЬНЫХ ВИДОВ ДАННЫХ</w:t>
+      </w:r>
+    </w:p>
+    <w:p>
+      <w:r>
+        <w:t xml:space="preserve">6.1. Полномочия представителя подтверждены доверенностью, реестровый номер </w:t>
+      </w:r>
+      <w:r>
+        <w:t xml:space="preserve">78/1445-н/78-2022-12-7</w:t>
+      </w:r>
+      <w:r>
+        <w:t xml:space="preserve">.</w:t>
+      </w:r>
+    </w:p>
+    <w:p>
+      <w:r>
+        <w:t xml:space="preserve">6.2. Для сопоставления в учёте указывается: </w:t>
+      </w:r>
+      <w:r>
+        <w:t xml:space="preserve">пп. 4/5-1 и 7/2-3 Правил страхования</w:t>
+      </w:r>
+      <w:r>
+        <w:t xml:space="preserve">.</w:t>
+      </w:r>
+    </w:p>
+    <w:p/>
     <w:p>
       <w:r>
         <w:rPr>

--- a/tests/corpus_v2/docs/cx_supply_0019.docx
+++ b/tests/corpus_v2/docs/cx_supply_0019.docx
@@ -1143,21 +1143,87 @@
     </w:p>
     <w:p>
       <w:r>
-        <w:t xml:space="preserve">6.1. Полномочия представителя подтверждены доверенностью, реестровый номер </w:t>
-      </w:r>
-      <w:r>
-        <w:t xml:space="preserve">78/1445-н/78-2022-12-7</w:t>
-      </w:r>
-      <w:r>
-        <w:t xml:space="preserve">.</w:t>
-      </w:r>
-    </w:p>
-    <w:p>
-      <w:r>
-        <w:t xml:space="preserve">6.2. Для сопоставления в учёте указывается: </w:t>
-      </w:r>
-      <w:r>
-        <w:t xml:space="preserve">пп. 4/5-1 и 7/2-3 Правил страхования</w:t>
+        <w:t xml:space="preserve">6.1. Работы выполняются на основании ранее заключённого Договора № </w:t>
+      </w:r>
+      <w:r>
+        <w:t xml:space="preserve">СУБ-44/2023</w:t>
+      </w:r>
+      <w:r>
+        <w:t xml:space="preserve"> между теми же сторонами.</w:t>
+      </w:r>
+    </w:p>
+    <w:p>
+      <w:r>
+        <w:t xml:space="preserve">6.2. Первичные документы: </w:t>
+      </w:r>
+      <w:r>
+        <w:t xml:space="preserve">счёт-фактура выставлена без ссылки на номер</w:t>
+      </w:r>
+      <w:r>
+        <w:t xml:space="preserve">.</w:t>
+      </w:r>
+    </w:p>
+    <w:p>
+      <w:r>
+        <w:t xml:space="preserve">6.3. Запись о лицензии внесена в реестр за регистрационным номером </w:t>
+      </w:r>
+      <w:r>
+        <w:t xml:space="preserve">895217304</w:t>
+      </w:r>
+      <w:r>
+        <w:t xml:space="preserve">.</w:t>
+      </w:r>
+    </w:p>
+    <w:p>
+      <w:r>
+        <w:t xml:space="preserve">6.4. Внутренний учёт ведётся отдельно: </w:t>
+      </w:r>
+      <w:r>
+        <w:t xml:space="preserve">номер заявки 987654321</w:t>
+      </w:r>
+      <w:r>
+        <w:t xml:space="preserve">.</w:t>
+      </w:r>
+    </w:p>
+    <w:p>
+      <w:r>
+        <w:t xml:space="preserve">6.5. Полномочия представителя подтверждены доверенностью, реестровый номер </w:t>
+      </w:r>
+      <w:r>
+        <w:t xml:space="preserve">77/714-н/77-2024-1-502</w:t>
+      </w:r>
+      <w:r>
+        <w:t xml:space="preserve">.</w:t>
+      </w:r>
+    </w:p>
+    <w:p>
+      <w:r>
+        <w:t xml:space="preserve">6.6. Для сопоставления в учёте указывается: </w:t>
+      </w:r>
+      <w:r>
+        <w:t xml:space="preserve">кадастровый номер 77:01:0004012:2211</w:t>
+      </w:r>
+      <w:r>
+        <w:t xml:space="preserve">.</w:t>
+      </w:r>
+    </w:p>
+    <w:p>
+      <w:r>
+        <w:t xml:space="preserve">6.7. Решение принято большинством в </w:t>
+      </w:r>
+      <w:r>
+        <w:t xml:space="preserve">40 % уставного капитала</w:t>
+      </w:r>
+      <w:r>
+        <w:t xml:space="preserve"> от общего числа голосов членов совета директоров.</w:t>
+      </w:r>
+    </w:p>
+    <w:p>
+      <w:r>
+        <w:t xml:space="preserve">6.8. Кворум определяется уставом: </w:t>
+      </w:r>
+      <w:r>
+        <w:t xml:space="preserve">большинством голосов присутствующих участников</w:t>
       </w:r>
       <w:r>
         <w:t xml:space="preserve">.</w:t>

--- a/tests/corpus_v2/docs/cx_supply_0019.docx
+++ b/tests/corpus_v2/docs/cx_supply_0019.docx
@@ -1143,10 +1143,32 @@
     </w:p>
     <w:p>
       <w:r>
-        <w:t xml:space="preserve">6.1. Работы выполняются на основании ранее заключённого Договора № </w:t>
-      </w:r>
-      <w:r>
-        <w:t xml:space="preserve">СУБ-44/2023</w:t>
+        <w:t xml:space="preserve">6.1. Стороны ранее заключили </w:t>
+      </w:r>
+      <w:r>
+        <w:t xml:space="preserve">договор возмездного оказания услуг</w:t>
+      </w:r>
+      <w:r>
+        <w:t xml:space="preserve"> на сопоставимых условиях.</w:t>
+      </w:r>
+    </w:p>
+    <w:p>
+      <w:r>
+        <w:t xml:space="preserve">6.2. Прочие условия: </w:t>
+      </w:r>
+      <w:r>
+        <w:t xml:space="preserve">поставка товара осуществляется партиями по заявкам</w:t>
+      </w:r>
+      <w:r>
+        <w:t xml:space="preserve">.</w:t>
+      </w:r>
+    </w:p>
+    <w:p>
+      <w:r>
+        <w:t xml:space="preserve">6.3. Работы выполняются на основании ранее заключённого Договора № </w:t>
+      </w:r>
+      <w:r>
+        <w:t xml:space="preserve">17595/001-сс</w:t>
       </w:r>
       <w:r>
         <w:t xml:space="preserve"> между теми же сторонами.</w:t>
@@ -1154,29 +1176,73 @@
     </w:p>
     <w:p>
       <w:r>
-        <w:t xml:space="preserve">6.2. Первичные документы: </w:t>
-      </w:r>
-      <w:r>
-        <w:t xml:space="preserve">счёт-фактура выставлена без ссылки на номер</w:t>
-      </w:r>
-      <w:r>
-        <w:t xml:space="preserve">.</w:t>
-      </w:r>
-    </w:p>
-    <w:p>
-      <w:r>
-        <w:t xml:space="preserve">6.3. Запись о лицензии внесена в реестр за регистрационным номером </w:t>
-      </w:r>
-      <w:r>
-        <w:t xml:space="preserve">895217304</w:t>
-      </w:r>
-      <w:r>
-        <w:t xml:space="preserve">.</w:t>
-      </w:r>
-    </w:p>
-    <w:p>
-      <w:r>
-        <w:t xml:space="preserve">6.4. Внутренний учёт ведётся отдельно: </w:t>
+        <w:t xml:space="preserve">6.4. Первичные документы: </w:t>
+      </w:r>
+      <w:r>
+        <w:t xml:space="preserve">лицензия Л035-01298-77/00123456 Рособрнадзора</w:t>
+      </w:r>
+      <w:r>
+        <w:t xml:space="preserve">.</w:t>
+      </w:r>
+    </w:p>
+    <w:p>
+      <w:r>
+        <w:t xml:space="preserve">6.5. Паспорт гражданина Российской Федерации выдан </w:t>
+      </w:r>
+      <w:r>
+        <w:t xml:space="preserve">ТП № 2 ОУФМС России по Московской обл.</w:t>
+      </w:r>
+      <w:r>
+        <w:t xml:space="preserve">, паспорт предъявлен при подписании.</w:t>
+      </w:r>
+    </w:p>
+    <w:p>
+      <w:r>
+        <w:t xml:space="preserve">6.6. Сопутствующие сведения: </w:t>
+      </w:r>
+      <w:r>
+        <w:t xml:space="preserve">лицензия выдана Федеральной службой по надзору в сфере образования</w:t>
+      </w:r>
+      <w:r>
+        <w:t xml:space="preserve">.</w:t>
+      </w:r>
+    </w:p>
+    <w:p>
+      <w:r>
+        <w:t xml:space="preserve">6.7. Запись о государственной регистрации внесена регистрирующим органом: </w:t>
+      </w:r>
+      <w:r>
+        <w:t xml:space="preserve">МИФНС России № 15 по Санкт-Петербургу</w:t>
+      </w:r>
+      <w:r>
+        <w:t xml:space="preserve">.</w:t>
+      </w:r>
+    </w:p>
+    <w:p>
+      <w:r>
+        <w:t xml:space="preserve">6.8. Общие сведения о регистрации: </w:t>
+      </w:r>
+      <w:r>
+        <w:t xml:space="preserve">выписка из Единого государственного реестра юридических лиц</w:t>
+      </w:r>
+      <w:r>
+        <w:t xml:space="preserve">.</w:t>
+      </w:r>
+    </w:p>
+    <w:p>
+      <w:r>
+        <w:t xml:space="preserve">6.9. Запись о лицензии внесена в реестр за регистрационным номером </w:t>
+      </w:r>
+      <w:r>
+        <w:t xml:space="preserve">731004592</w:t>
+      </w:r>
+      <w:r>
+        <w:t xml:space="preserve">.</w:t>
+      </w:r>
+    </w:p>
+    <w:p>
+      <w:r>
+        <w:t xml:space="preserve">6.10. Внутренний учёт ведётся отдельно: </w:t>
       </w:r>
       <w:r>
         <w:t xml:space="preserve">номер заявки 987654321</w:t>
@@ -1187,32 +1253,32 @@
     </w:p>
     <w:p>
       <w:r>
-        <w:t xml:space="preserve">6.5. Полномочия представителя подтверждены доверенностью, реестровый номер </w:t>
-      </w:r>
-      <w:r>
-        <w:t xml:space="preserve">77/714-н/77-2024-1-502</w:t>
-      </w:r>
-      <w:r>
-        <w:t xml:space="preserve">.</w:t>
-      </w:r>
-    </w:p>
-    <w:p>
-      <w:r>
-        <w:t xml:space="preserve">6.6. Для сопоставления в учёте указывается: </w:t>
-      </w:r>
-      <w:r>
-        <w:t xml:space="preserve">кадастровый номер 77:01:0004012:2211</w:t>
-      </w:r>
-      <w:r>
-        <w:t xml:space="preserve">.</w:t>
-      </w:r>
-    </w:p>
-    <w:p>
-      <w:r>
-        <w:t xml:space="preserve">6.7. Решение принято большинством в </w:t>
-      </w:r>
-      <w:r>
-        <w:t xml:space="preserve">40 % уставного капитала</w:t>
+        <w:t xml:space="preserve">6.11. Полномочия представителя подтверждены доверенностью, реестровый номер </w:t>
+      </w:r>
+      <w:r>
+        <w:t xml:space="preserve">78/1445-н/78-2022-12-7</w:t>
+      </w:r>
+      <w:r>
+        <w:t xml:space="preserve">.</w:t>
+      </w:r>
+    </w:p>
+    <w:p>
+      <w:r>
+        <w:t xml:space="preserve">6.12. Для сопоставления в учёте указывается: </w:t>
+      </w:r>
+      <w:r>
+        <w:t xml:space="preserve">срок действия 12/2024-06/2025</w:t>
+      </w:r>
+      <w:r>
+        <w:t xml:space="preserve">.</w:t>
+      </w:r>
+    </w:p>
+    <w:p>
+      <w:r>
+        <w:t xml:space="preserve">6.13. Решение принято большинством в </w:t>
+      </w:r>
+      <w:r>
+        <w:t xml:space="preserve">9 % уставного капитала общества</w:t>
       </w:r>
       <w:r>
         <w:t xml:space="preserve"> от общего числа голосов членов совета директоров.</w:t>
@@ -1220,7 +1286,7 @@
     </w:p>
     <w:p>
       <w:r>
-        <w:t xml:space="preserve">6.8. Кворум определяется уставом: </w:t>
+        <w:t xml:space="preserve">6.14. Кворум определяется уставом: </w:t>
       </w:r>
       <w:r>
         <w:t xml:space="preserve">большинством голосов присутствующих участников</w:t>

--- a/tests/corpus_v2/docs/cx_supply_0019.docx
+++ b/tests/corpus_v2/docs/cx_supply_0019.docx
@@ -39,7 +39,7 @@
         <w:t xml:space="preserve">     </w:t>
       </w:r>
       <w:r>
-        <w:t xml:space="preserve">3 декабря 2024 г.</w:t>
+        <w:t xml:space="preserve">третьего декабря 2024 года</w:t>
       </w:r>
     </w:p>
     <w:p/>
